--- a/modul_praktikum/Pertemuan_01_Persiapan_Tool_Development_dan_Konfigurasi_Lingkungan.docx
+++ b/modul_praktikum/Pertemuan_01_Persiapan_Tool_Development_dan_Konfigurasi_Lingkungan.docx
@@ -87,7 +87,7 @@
           <w:color w:val="0B2545"/>
           <w:sz w:val="21"/>
         </w:rPr>
-        <w:t>14 pertemuan × 6 jam = 84 jam untuk menghasilkan MVP yang dapat didemokan, diuji, dan disiapkan menuju deployment.</w:t>
+        <w:t>14 pertemuan × 3,5 jam efektif di kelas = 49 jam (ditambah tugas mandiri di luar kelas) untuk menghasilkan MVP yang dapat didemokan, diuji, dan disiapkan menuju deployment.</w:t>
       </w:r>
     </w:p>
     <w:tbl>
@@ -554,7 +554,7 @@
                 <w:color w:val="1F2937"/>
                 <w:sz w:val="16"/>
               </w:rPr>
-              <w:t>360 menit (6 jam)</w:t>
+              <w:t>210 menit efektif di kelas (3 jam 30 menit); tugas mandiri di luar kelas hingga 120 menit (2 jam)</w:t>
             </w:r>
           </w:p>
         </w:tc>
@@ -818,7 +818,7 @@
         <w:pStyle w:val="Heading3"/>
       </w:pPr>
       <w:r>
-        <w:t>Pengetahuan Teknis Laravel 13 yang Wajib Dikuasai</w:t>
+        <w:t>Pengetahuan Teknis dan Penjelasan Mandiri (Laravel 13)</w:t>
       </w:r>
     </w:p>
     <w:p>
@@ -927,14 +927,6 @@
       </w:r>
       <w:r>
         <w:t>Simpan waktu transaksi dalam UTC, lakukan konversi ke `Asia/Jakarta` pada batas presentasi, dan pastikan `APP_DEBUG=false` di produksi agar detail konfigurasi tidak bocor [L13-CONF].</w:t>
-      </w:r>
-    </w:p>
-    <w:p>
-      <w:pPr>
-        <w:pStyle w:val="Heading3"/>
-      </w:pPr>
-      <w:r>
-        <w:t>Penjelasan Mandiri: Konsep, Cara Kerja, dan Aturan Implementasi</w:t>
       </w:r>
     </w:p>
     <w:p>
@@ -2062,7 +2054,7 @@
           <w:rFonts w:ascii="Aptos Display" w:hAnsi="Aptos Display"/>
           <w:color w:val="1F2937"/>
         </w:rPr>
-        <w:t>Rencana Waktu 6 Jam</w:t>
+        <w:t>Rencana Waktu — 3 Jam 30 Menit Efektif di Kelas</w:t>
       </w:r>
     </w:p>
     <w:tbl>
@@ -2365,7 +2357,7 @@
                 <w:color w:val="1F2937"/>
                 <w:sz w:val="16"/>
               </w:rPr>
-              <w:t>45</w:t>
+              <w:t>30</w:t>
             </w:r>
           </w:p>
         </w:tc>
@@ -2475,7 +2467,7 @@
                 <w:color w:val="1F2937"/>
                 <w:sz w:val="16"/>
               </w:rPr>
-              <w:t>60</w:t>
+              <w:t>30</w:t>
             </w:r>
           </w:p>
         </w:tc>
@@ -2585,7 +2577,7 @@
                 <w:color w:val="1F2937"/>
                 <w:sz w:val="16"/>
               </w:rPr>
-              <w:t>75</w:t>
+              <w:t>30</w:t>
             </w:r>
           </w:p>
         </w:tc>
@@ -2695,7 +2687,7 @@
                 <w:color w:val="1F2937"/>
                 <w:sz w:val="16"/>
               </w:rPr>
-              <w:t>75</w:t>
+              <w:t>30</w:t>
             </w:r>
           </w:p>
         </w:tc>
@@ -2805,7 +2797,7 @@
                 <w:color w:val="1F2937"/>
                 <w:sz w:val="16"/>
               </w:rPr>
-              <w:t>45</w:t>
+              <w:t>30</w:t>
             </w:r>
           </w:p>
         </w:tc>
@@ -2983,7 +2975,7 @@
         <w:rPr>
           <w:rFonts w:ascii="Aptos" w:hAnsi="Aptos"/>
         </w:rPr>
-        <w:t>Total alokasi: 360 menit.</w:t>
+        <w:t>Total efektif di kelas: 210 menit (7 tahap × 30 menit). Tugas mandiri di luar kelas: hingga 120 menit (2 jam) untuk pekerjaan sejenis yang bersifat mengulang — misalnya bila di kelas membuat CRUD untuk 2 tabel, di luar kelas kerjakan CRUD untuk 3 tabel lainnya.</w:t>
       </w:r>
     </w:p>
     <w:p>
@@ -3230,7 +3222,7 @@
           <w:rFonts w:ascii="Aptos Display" w:hAnsi="Aptos Display"/>
           <w:color w:val="FF2D20"/>
         </w:rPr>
-        <w:t>Tahap 2 — Instal dan audit toolchain (45 menit)</w:t>
+        <w:t>Tahap 2 — Instal dan audit toolchain (30 menit)</w:t>
       </w:r>
     </w:p>
     <w:p>
@@ -3676,7 +3668,7 @@
           <w:rFonts w:ascii="Aptos Display" w:hAnsi="Aptos Display"/>
           <w:color w:val="FF2D20"/>
         </w:rPr>
-        <w:t>Tahap 3 — Buat proyek Laravel 13 (60 menit)</w:t>
+        <w:t>Tahap 3 — Buat proyek Laravel 13 (30 menit)</w:t>
       </w:r>
     </w:p>
     <w:p>
@@ -3942,7 +3934,7 @@
           <w:rFonts w:ascii="Aptos Display" w:hAnsi="Aptos Display"/>
           <w:color w:val="FF2D20"/>
         </w:rPr>
-        <w:t>Tahap 4 — Konfigurasi MariaDB, Redis, locale, dan waktu (75 menit)</w:t>
+        <w:t>Tahap 4 — Konfigurasi MariaDB, Redis, locale, dan waktu (30 menit)</w:t>
       </w:r>
     </w:p>
     <w:p>
@@ -4327,7 +4319,7 @@
           <w:rFonts w:ascii="Aptos Display" w:hAnsi="Aptos Display"/>
           <w:color w:val="FF2D20"/>
         </w:rPr>
-        <w:t>Tahap 5 — Instal Livewire/Reverb dan validasi proses dev (75 menit)</w:t>
+        <w:t>Tahap 5 — Instal Livewire/Reverb dan validasi proses dev (30 menit)</w:t>
       </w:r>
     </w:p>
     <w:p>
@@ -4584,7 +4576,7 @@
           <w:rFonts w:ascii="Aptos Display" w:hAnsi="Aptos Display"/>
           <w:color w:val="FF2D20"/>
         </w:rPr>
-        <w:t>Tahap 6 — Quality gate dan baseline test (45 menit)</w:t>
+        <w:t>Tahap 6 — Quality gate dan baseline test (30 menit)</w:t>
       </w:r>
     </w:p>
     <w:p>
@@ -5396,6 +5388,102 @@
           <w:sz w:val="16"/>
         </w:rPr>
         <w:t xml:space="preserve"> artisan migrate:fresh --seed</w:t>
+      </w:r>
+    </w:p>
+    <w:p>
+      <w:pPr>
+        <w:pStyle w:val="Heading3"/>
+      </w:pPr>
+      <w:r>
+        <w:t xml:space="preserve">Output Nyata Terverifikasi</w:t>
+      </w:r>
+    </w:p>
+    <w:p>
+      <w:pPr>
+        <w:pStyle w:val="ListBody"/>
+      </w:pPr>
+      <w:r>
+        <w:t xml:space="preserve">Bukti eksekusi nyata Pertemuan 1 pada lingkungan pengembangan (bukan ilustrasi).</w:t>
+      </w:r>
+    </w:p>
+    <w:p>
+      <w:pPr>
+        <w:jc w:val="center"/>
+        <w:spacing w:before="80" w:after="40"/>
+      </w:pPr>
+      <w:r>
+        <w:drawing>
+          <wp:inline distT="0" distB="0" distL="0" distR="0">
+            <wp:extent cx="4206240" cy="3551936"/>
+            <wp:effectExtent l="0" t="0" r="0" b="0"/>
+            <wp:docPr id="9011" name="M1 login"/>
+            <wp:cNvGraphicFramePr>
+              <a:graphicFrameLocks xmlns:a="http://schemas.openxmlformats.org/drawingml/2006/main" noChangeAspect="1"/>
+            </wp:cNvGraphicFramePr>
+            <a:graphic xmlns:a="http://schemas.openxmlformats.org/drawingml/2006/main">
+              <a:graphicData uri="http://schemas.openxmlformats.org/drawingml/2006/picture">
+                <pic:pic xmlns:pic="http://schemas.openxmlformats.org/drawingml/2006/picture">
+                  <pic:nvPicPr>
+                    <pic:cNvPr id="9011" name="M1 login"/>
+                    <pic:cNvPicPr/>
+                  </pic:nvPicPr>
+                  <pic:blipFill>
+                    <a:blip r:embed="rId901"/>
+                    <a:stretch>
+                      <a:fillRect/>
+                    </a:stretch>
+                  </pic:blipFill>
+                  <pic:spPr>
+                    <a:xfrm>
+                      <a:off x="0" y="0"/>
+                      <a:ext cx="4206240" cy="3551936"/>
+                    </a:xfrm>
+                    <a:prstGeom prst="rect">
+                      <a:avLst/>
+                    </a:prstGeom>
+                  </pic:spPr>
+                </pic:pic>
+              </a:graphicData>
+            </a:graphic>
+          </wp:inline>
+        </w:drawing>
+      </w:r>
+    </w:p>
+    <w:p>
+      <w:pPr>
+        <w:jc w:val="center"/>
+        <w:spacing w:after="160"/>
+      </w:pPr>
+      <w:r>
+        <w:rPr>
+          <w:i/>
+          <w:color w:val="6B7280"/>
+          <w:sz w:val="16"/>
+        </w:rPr>
+        <w:t xml:space="preserve">Gambar M1. Halaman login (Laravel 13 + starter kit Livewire) berjalan di http://localhost:8000.</w:t>
+      </w:r>
+    </w:p>
+    <w:p>
+      <w:pPr>
+        <w:pStyle w:val="CodeBlock"/>
+        <w:shd w:fill="1E1E1E"/>
+        <w:pBdr>
+          <w:left w:val="single" w:sz="4" w:space="8" w:color="1E1E1E"/>
+        </w:pBdr>
+      </w:pPr>
+      <w:r>
+        <w:rPr>
+          <w:rFonts w:ascii="Consolas" w:hAnsi="Consolas"/>
+          <w:color w:val="D4D4D4"/>
+          <w:sz w:val="16"/>
+        </w:rPr>
+        <w:t xml:space="preserve">$ php artisan --version</w:t>
+        <w:br/>
+        <w:t xml:space="preserve">Laravel Framework 13.25.0</w:t>
+        <w:br/>
+        <w:t xml:space="preserve">$ php artisan test</w:t>
+        <w:br/>
+        <w:t xml:space="preserve">  Tests: 33 passed (81 assertions)</w:t>
       </w:r>
     </w:p>
     <w:p>

--- a/modul_praktikum/Pertemuan_01_Persiapan_Tool_Development_dan_Konfigurasi_Lingkungan.docx
+++ b/modul_praktikum/Pertemuan_01_Persiapan_Tool_Development_dan_Konfigurasi_Lingkungan.docx
@@ -994,908 +994,542 @@
     <w:p>
       <w:pPr>
         <w:pStyle w:val="CodeHeader"/>
-        <w:shd w:fill="2D2D30"/>
         <w:keepNext/>
         <w:pBdr>
-          <w:left w:val="single" w:sz="4" w:space="8" w:color="2D2D30"/>
+          <w:left w:val="single" w:sz="12" w:space="8" w:color="B8DDE0"/>
         </w:pBdr>
+        <w:shd w:val="clear" w:color="auto" w:fill="E4EAED"/>
       </w:pPr>
       <w:r>
-        <w:t>CONTOH MANDIRI — config/services.php dan service pemakai   •   PHP</w:t>
+        <w:rPr>
+          <w:rFonts w:ascii="Consolas" w:hAnsi="Consolas"/>
+          <w:b/>
+          <w:color w:val="262626"/>
+          <w:sz w:val="16"/>
+        </w:rPr>
+        <w:t xml:space="preserve">CONTOH MANDIRI — config/services.php dan service pemakai   •   PHP</w:t>
       </w:r>
     </w:p>
     <w:p>
       <w:pPr>
         <w:pStyle w:val="CodeBlock"/>
-        <w:shd w:fill="1E1E1E"/>
         <w:keepLines/>
         <w:pBdr>
-          <w:left w:val="single" w:sz="4" w:space="8" w:color="1E1E1E"/>
+          <w:left w:val="single" w:sz="12" w:space="8" w:color="B8DDE0"/>
         </w:pBdr>
+        <w:shd w:val="clear" w:color="auto" w:fill="F2F3F7"/>
       </w:pPr>
       <w:r>
         <w:rPr>
-          <w:rFonts w:ascii="Consolas" w:hAnsi="Consolas" w:eastAsia="Consolas"/>
-          <w:color w:val="6A9955"/>
+          <w:rFonts w:ascii="Consolas" w:hAnsi="Consolas"/>
+          <w:i/>
+          <w:color w:val="808080"/>
           <w:sz w:val="16"/>
         </w:rPr>
-        <w:t>// config/services.php</w:t>
-      </w:r>
-      <w:r>
-        <w:rPr>
-          <w:rFonts w:ascii="Consolas" w:hAnsi="Consolas" w:eastAsia="Consolas"/>
-          <w:color w:val="D4D4D4"/>
+        <w:t xml:space="preserve">// config/services.php</w:t>
+      </w:r>
+      <w:r>
+        <w:br/>
+      </w:r>
+      <w:r>
+        <w:rPr>
+          <w:rFonts w:ascii="Consolas" w:hAnsi="Consolas"/>
+          <w:b/>
+          <w:color w:val="000080"/>
           <w:sz w:val="16"/>
         </w:rPr>
+        <w:t xml:space="preserve">return</w:t>
+      </w:r>
+      <w:r>
+        <w:rPr>
+          <w:rFonts w:ascii="Consolas" w:hAnsi="Consolas"/>
+          <w:color w:val="262626"/>
+          <w:sz w:val="16"/>
+        </w:rPr>
+        <w:t xml:space="preserve"> [</w:t>
+      </w:r>
+      <w:r>
         <w:br/>
       </w:r>
       <w:r>
         <w:rPr>
-          <w:rFonts w:ascii="Consolas" w:hAnsi="Consolas" w:eastAsia="Consolas"/>
-          <w:color w:val="569CD6"/>
+          <w:rFonts w:ascii="Consolas" w:hAnsi="Consolas"/>
+          <w:color w:val="262626"/>
           <w:sz w:val="16"/>
         </w:rPr>
-        <w:t>return</w:t>
-      </w:r>
-      <w:r>
-        <w:rPr>
-          <w:rFonts w:ascii="Consolas" w:hAnsi="Consolas" w:eastAsia="Consolas"/>
-          <w:color w:val="D4D4D4"/>
+        <w:t xml:space="preserve">    </w:t>
+      </w:r>
+      <w:r>
+        <w:rPr>
+          <w:rFonts w:ascii="Consolas" w:hAnsi="Consolas"/>
+          <w:color w:val="00733B"/>
           <w:sz w:val="16"/>
         </w:rPr>
-        <w:t xml:space="preserve"> </w:t>
-      </w:r>
-      <w:r>
-        <w:rPr>
-          <w:rFonts w:ascii="Consolas" w:hAnsi="Consolas" w:eastAsia="Consolas"/>
-          <w:color w:val="D4D4D4"/>
+        <w:t xml:space="preserve">'qris'</w:t>
+      </w:r>
+      <w:r>
+        <w:rPr>
+          <w:rFonts w:ascii="Consolas" w:hAnsi="Consolas"/>
+          <w:color w:val="262626"/>
           <w:sz w:val="16"/>
         </w:rPr>
-        <w:t>[</w:t>
-      </w:r>
-      <w:r>
-        <w:rPr>
-          <w:rFonts w:ascii="Consolas" w:hAnsi="Consolas" w:eastAsia="Consolas"/>
-          <w:color w:val="D4D4D4"/>
+        <w:t xml:space="preserve"> =&gt; [</w:t>
+      </w:r>
+      <w:r>
+        <w:br/>
+      </w:r>
+      <w:r>
+        <w:rPr>
+          <w:rFonts w:ascii="Consolas" w:hAnsi="Consolas"/>
+          <w:color w:val="262626"/>
           <w:sz w:val="16"/>
         </w:rPr>
+        <w:t xml:space="preserve">        </w:t>
+      </w:r>
+      <w:r>
+        <w:rPr>
+          <w:rFonts w:ascii="Consolas" w:hAnsi="Consolas"/>
+          <w:color w:val="00733B"/>
+          <w:sz w:val="16"/>
+        </w:rPr>
+        <w:t xml:space="preserve">'base_url'</w:t>
+      </w:r>
+      <w:r>
+        <w:rPr>
+          <w:rFonts w:ascii="Consolas" w:hAnsi="Consolas"/>
+          <w:color w:val="262626"/>
+          <w:sz w:val="16"/>
+        </w:rPr>
+        <w:t xml:space="preserve"> =&gt; </w:t>
+      </w:r>
+      <w:r>
+        <w:rPr>
+          <w:rFonts w:ascii="Consolas" w:hAnsi="Consolas"/>
+          <w:color w:val="795E26"/>
+          <w:sz w:val="16"/>
+        </w:rPr>
+        <w:t xml:space="preserve">env</w:t>
+      </w:r>
+      <w:r>
+        <w:rPr>
+          <w:rFonts w:ascii="Consolas" w:hAnsi="Consolas"/>
+          <w:color w:val="262626"/>
+          <w:sz w:val="16"/>
+        </w:rPr>
+        <w:t xml:space="preserve">(</w:t>
+      </w:r>
+      <w:r>
+        <w:rPr>
+          <w:rFonts w:ascii="Consolas" w:hAnsi="Consolas"/>
+          <w:color w:val="00733B"/>
+          <w:sz w:val="16"/>
+        </w:rPr>
+        <w:t xml:space="preserve">'QRIS_BASE_URL'</w:t>
+      </w:r>
+      <w:r>
+        <w:rPr>
+          <w:rFonts w:ascii="Consolas" w:hAnsi="Consolas"/>
+          <w:color w:val="262626"/>
+          <w:sz w:val="16"/>
+        </w:rPr>
+        <w:t xml:space="preserve">),</w:t>
+      </w:r>
+      <w:r>
         <w:br/>
-        <w:t xml:space="preserve">    </w:t>
-      </w:r>
-      <w:r>
-        <w:rPr>
-          <w:rFonts w:ascii="Consolas" w:hAnsi="Consolas" w:eastAsia="Consolas"/>
-          <w:color w:val="CE9178"/>
+      </w:r>
+      <w:r>
+        <w:rPr>
+          <w:rFonts w:ascii="Consolas" w:hAnsi="Consolas"/>
+          <w:color w:val="262626"/>
           <w:sz w:val="16"/>
         </w:rPr>
-        <w:t>'qris'</w:t>
-      </w:r>
-      <w:r>
-        <w:rPr>
-          <w:rFonts w:ascii="Consolas" w:hAnsi="Consolas" w:eastAsia="Consolas"/>
-          <w:color w:val="D4D4D4"/>
+        <w:t xml:space="preserve">        </w:t>
+      </w:r>
+      <w:r>
+        <w:rPr>
+          <w:rFonts w:ascii="Consolas" w:hAnsi="Consolas"/>
+          <w:color w:val="00733B"/>
           <w:sz w:val="16"/>
         </w:rPr>
-        <w:t xml:space="preserve"> </w:t>
-      </w:r>
-      <w:r>
-        <w:rPr>
-          <w:rFonts w:ascii="Consolas" w:hAnsi="Consolas" w:eastAsia="Consolas"/>
-          <w:color w:val="D4D4D4"/>
+        <w:t xml:space="preserve">'token'</w:t>
+      </w:r>
+      <w:r>
+        <w:rPr>
+          <w:rFonts w:ascii="Consolas" w:hAnsi="Consolas"/>
+          <w:color w:val="262626"/>
           <w:sz w:val="16"/>
         </w:rPr>
-        <w:t>=</w:t>
-      </w:r>
-      <w:r>
-        <w:rPr>
-          <w:rFonts w:ascii="Consolas" w:hAnsi="Consolas" w:eastAsia="Consolas"/>
-          <w:color w:val="D4D4D4"/>
+        <w:t xml:space="preserve"> =&gt; </w:t>
+      </w:r>
+      <w:r>
+        <w:rPr>
+          <w:rFonts w:ascii="Consolas" w:hAnsi="Consolas"/>
+          <w:color w:val="795E26"/>
           <w:sz w:val="16"/>
         </w:rPr>
-        <w:t>&gt;</w:t>
-      </w:r>
-      <w:r>
-        <w:rPr>
-          <w:rFonts w:ascii="Consolas" w:hAnsi="Consolas" w:eastAsia="Consolas"/>
-          <w:color w:val="D4D4D4"/>
+        <w:t xml:space="preserve">env</w:t>
+      </w:r>
+      <w:r>
+        <w:rPr>
+          <w:rFonts w:ascii="Consolas" w:hAnsi="Consolas"/>
+          <w:color w:val="262626"/>
           <w:sz w:val="16"/>
         </w:rPr>
-        <w:t xml:space="preserve"> </w:t>
-      </w:r>
-      <w:r>
-        <w:rPr>
-          <w:rFonts w:ascii="Consolas" w:hAnsi="Consolas" w:eastAsia="Consolas"/>
-          <w:color w:val="D4D4D4"/>
+        <w:t xml:space="preserve">(</w:t>
+      </w:r>
+      <w:r>
+        <w:rPr>
+          <w:rFonts w:ascii="Consolas" w:hAnsi="Consolas"/>
+          <w:color w:val="00733B"/>
           <w:sz w:val="16"/>
         </w:rPr>
-        <w:t>[</w:t>
-      </w:r>
-      <w:r>
-        <w:rPr>
-          <w:rFonts w:ascii="Consolas" w:hAnsi="Consolas" w:eastAsia="Consolas"/>
-          <w:color w:val="D4D4D4"/>
+        <w:t xml:space="preserve">'QRIS_TOKEN'</w:t>
+      </w:r>
+      <w:r>
+        <w:rPr>
+          <w:rFonts w:ascii="Consolas" w:hAnsi="Consolas"/>
+          <w:color w:val="262626"/>
           <w:sz w:val="16"/>
         </w:rPr>
+        <w:t xml:space="preserve">),</w:t>
+      </w:r>
+      <w:r>
         <w:br/>
-        <w:t xml:space="preserve">        </w:t>
-      </w:r>
-      <w:r>
-        <w:rPr>
-          <w:rFonts w:ascii="Consolas" w:hAnsi="Consolas" w:eastAsia="Consolas"/>
-          <w:color w:val="CE9178"/>
+      </w:r>
+      <w:r>
+        <w:rPr>
+          <w:rFonts w:ascii="Consolas" w:hAnsi="Consolas"/>
+          <w:color w:val="262626"/>
           <w:sz w:val="16"/>
         </w:rPr>
-        <w:t>'base_url'</w:t>
-      </w:r>
-      <w:r>
-        <w:rPr>
-          <w:rFonts w:ascii="Consolas" w:hAnsi="Consolas" w:eastAsia="Consolas"/>
-          <w:color w:val="D4D4D4"/>
+        <w:t xml:space="preserve">    ],</w:t>
+      </w:r>
+      <w:r>
+        <w:br/>
+      </w:r>
+      <w:r>
+        <w:rPr>
+          <w:rFonts w:ascii="Consolas" w:hAnsi="Consolas"/>
+          <w:color w:val="262626"/>
           <w:sz w:val="16"/>
         </w:rPr>
-        <w:t xml:space="preserve"> </w:t>
-      </w:r>
-      <w:r>
-        <w:rPr>
-          <w:rFonts w:ascii="Consolas" w:hAnsi="Consolas" w:eastAsia="Consolas"/>
-          <w:color w:val="D4D4D4"/>
+        <w:t xml:space="preserve">];</w:t>
+      </w:r>
+      <w:r>
+        <w:br/>
+      </w:r>
+      <w:r>
+        <w:br/>
+      </w:r>
+      <w:r>
+        <w:rPr>
+          <w:rFonts w:ascii="Consolas" w:hAnsi="Consolas"/>
+          <w:i/>
+          <w:color w:val="808080"/>
           <w:sz w:val="16"/>
         </w:rPr>
-        <w:t>=</w:t>
-      </w:r>
-      <w:r>
-        <w:rPr>
-          <w:rFonts w:ascii="Consolas" w:hAnsi="Consolas" w:eastAsia="Consolas"/>
-          <w:color w:val="D4D4D4"/>
+        <w:t xml:space="preserve">// Di dalam adapter: baca repository config, bukan env().</w:t>
+      </w:r>
+      <w:r>
+        <w:br/>
+      </w:r>
+      <w:r>
+        <w:rPr>
+          <w:rFonts w:ascii="Consolas" w:hAnsi="Consolas"/>
+          <w:color w:val="660E7A"/>
           <w:sz w:val="16"/>
         </w:rPr>
-        <w:t>&gt;</w:t>
-      </w:r>
-      <w:r>
-        <w:rPr>
-          <w:rFonts w:ascii="Consolas" w:hAnsi="Consolas" w:eastAsia="Consolas"/>
-          <w:color w:val="D4D4D4"/>
+        <w:t xml:space="preserve">$baseUrl</w:t>
+      </w:r>
+      <w:r>
+        <w:rPr>
+          <w:rFonts w:ascii="Consolas" w:hAnsi="Consolas"/>
+          <w:color w:val="262626"/>
           <w:sz w:val="16"/>
         </w:rPr>
-        <w:t xml:space="preserve"> </w:t>
-      </w:r>
-      <w:r>
-        <w:rPr>
-          <w:rFonts w:ascii="Consolas" w:hAnsi="Consolas" w:eastAsia="Consolas"/>
-          <w:color w:val="DCDCAA"/>
+        <w:t xml:space="preserve"> = </w:t>
+      </w:r>
+      <w:r>
+        <w:rPr>
+          <w:rFonts w:ascii="Consolas" w:hAnsi="Consolas"/>
+          <w:color w:val="795E26"/>
           <w:sz w:val="16"/>
         </w:rPr>
-        <w:t>env</w:t>
-      </w:r>
-      <w:r>
-        <w:rPr>
-          <w:rFonts w:ascii="Consolas" w:hAnsi="Consolas" w:eastAsia="Consolas"/>
-          <w:color w:val="D4D4D4"/>
+        <w:t xml:space="preserve">config</w:t>
+      </w:r>
+      <w:r>
+        <w:rPr>
+          <w:rFonts w:ascii="Consolas" w:hAnsi="Consolas"/>
+          <w:color w:val="262626"/>
           <w:sz w:val="16"/>
         </w:rPr>
-        <w:t>(</w:t>
-      </w:r>
-      <w:r>
-        <w:rPr>
-          <w:rFonts w:ascii="Consolas" w:hAnsi="Consolas" w:eastAsia="Consolas"/>
-          <w:color w:val="CE9178"/>
+        <w:t xml:space="preserve">(</w:t>
+      </w:r>
+      <w:r>
+        <w:rPr>
+          <w:rFonts w:ascii="Consolas" w:hAnsi="Consolas"/>
+          <w:color w:val="00733B"/>
           <w:sz w:val="16"/>
         </w:rPr>
-        <w:t>'QRIS_BASE_URL'</w:t>
-      </w:r>
-      <w:r>
-        <w:rPr>
-          <w:rFonts w:ascii="Consolas" w:hAnsi="Consolas" w:eastAsia="Consolas"/>
-          <w:color w:val="D4D4D4"/>
+        <w:t xml:space="preserve">'services.qris.base_url'</w:t>
+      </w:r>
+      <w:r>
+        <w:rPr>
+          <w:rFonts w:ascii="Consolas" w:hAnsi="Consolas"/>
+          <w:color w:val="262626"/>
           <w:sz w:val="16"/>
         </w:rPr>
-        <w:t>)</w:t>
-      </w:r>
-      <w:r>
-        <w:rPr>
-          <w:rFonts w:ascii="Consolas" w:hAnsi="Consolas" w:eastAsia="Consolas"/>
-          <w:color w:val="D4D4D4"/>
+        <w:t xml:space="preserve">);</w:t>
+      </w:r>
+      <w:r>
+        <w:br/>
+      </w:r>
+      <w:r>
+        <w:rPr>
+          <w:rFonts w:ascii="Consolas" w:hAnsi="Consolas"/>
+          <w:color w:val="660E7A"/>
           <w:sz w:val="16"/>
         </w:rPr>
-        <w:t>,</w:t>
-      </w:r>
-      <w:r>
-        <w:rPr>
-          <w:rFonts w:ascii="Consolas" w:hAnsi="Consolas" w:eastAsia="Consolas"/>
-          <w:color w:val="D4D4D4"/>
+        <w:t xml:space="preserve">$token</w:t>
+      </w:r>
+      <w:r>
+        <w:rPr>
+          <w:rFonts w:ascii="Consolas" w:hAnsi="Consolas"/>
+          <w:color w:val="262626"/>
           <w:sz w:val="16"/>
         </w:rPr>
-        <w:br/>
-        <w:t xml:space="preserve">        </w:t>
-      </w:r>
-      <w:r>
-        <w:rPr>
-          <w:rFonts w:ascii="Consolas" w:hAnsi="Consolas" w:eastAsia="Consolas"/>
-          <w:color w:val="CE9178"/>
+        <w:t xml:space="preserve"> = </w:t>
+      </w:r>
+      <w:r>
+        <w:rPr>
+          <w:rFonts w:ascii="Consolas" w:hAnsi="Consolas"/>
+          <w:color w:val="795E26"/>
           <w:sz w:val="16"/>
         </w:rPr>
-        <w:t>'token'</w:t>
-      </w:r>
-      <w:r>
-        <w:rPr>
-          <w:rFonts w:ascii="Consolas" w:hAnsi="Consolas" w:eastAsia="Consolas"/>
-          <w:color w:val="D4D4D4"/>
+        <w:t xml:space="preserve">config</w:t>
+      </w:r>
+      <w:r>
+        <w:rPr>
+          <w:rFonts w:ascii="Consolas" w:hAnsi="Consolas"/>
+          <w:color w:val="262626"/>
           <w:sz w:val="16"/>
         </w:rPr>
-        <w:t xml:space="preserve"> </w:t>
-      </w:r>
-      <w:r>
-        <w:rPr>
-          <w:rFonts w:ascii="Consolas" w:hAnsi="Consolas" w:eastAsia="Consolas"/>
-          <w:color w:val="D4D4D4"/>
+        <w:t xml:space="preserve">(</w:t>
+      </w:r>
+      <w:r>
+        <w:rPr>
+          <w:rFonts w:ascii="Consolas" w:hAnsi="Consolas"/>
+          <w:color w:val="00733B"/>
           <w:sz w:val="16"/>
         </w:rPr>
-        <w:t>=</w:t>
-      </w:r>
-      <w:r>
-        <w:rPr>
-          <w:rFonts w:ascii="Consolas" w:hAnsi="Consolas" w:eastAsia="Consolas"/>
-          <w:color w:val="D4D4D4"/>
+        <w:t xml:space="preserve">'services.qris.token'</w:t>
+      </w:r>
+      <w:r>
+        <w:rPr>
+          <w:rFonts w:ascii="Consolas" w:hAnsi="Consolas"/>
+          <w:color w:val="262626"/>
           <w:sz w:val="16"/>
         </w:rPr>
-        <w:t>&gt;</w:t>
-      </w:r>
-      <w:r>
-        <w:rPr>
-          <w:rFonts w:ascii="Consolas" w:hAnsi="Consolas" w:eastAsia="Consolas"/>
-          <w:color w:val="D4D4D4"/>
-          <w:sz w:val="16"/>
-        </w:rPr>
-        <w:t xml:space="preserve"> </w:t>
-      </w:r>
-      <w:r>
-        <w:rPr>
-          <w:rFonts w:ascii="Consolas" w:hAnsi="Consolas" w:eastAsia="Consolas"/>
-          <w:color w:val="DCDCAA"/>
-          <w:sz w:val="16"/>
-        </w:rPr>
-        <w:t>env</w:t>
-      </w:r>
-      <w:r>
-        <w:rPr>
-          <w:rFonts w:ascii="Consolas" w:hAnsi="Consolas" w:eastAsia="Consolas"/>
-          <w:color w:val="D4D4D4"/>
-          <w:sz w:val="16"/>
-        </w:rPr>
-        <w:t>(</w:t>
-      </w:r>
-      <w:r>
-        <w:rPr>
-          <w:rFonts w:ascii="Consolas" w:hAnsi="Consolas" w:eastAsia="Consolas"/>
-          <w:color w:val="CE9178"/>
-          <w:sz w:val="16"/>
-        </w:rPr>
-        <w:t>'QRIS_TOKEN'</w:t>
-      </w:r>
-      <w:r>
-        <w:rPr>
-          <w:rFonts w:ascii="Consolas" w:hAnsi="Consolas" w:eastAsia="Consolas"/>
-          <w:color w:val="D4D4D4"/>
-          <w:sz w:val="16"/>
-        </w:rPr>
-        <w:t>)</w:t>
-      </w:r>
-      <w:r>
-        <w:rPr>
-          <w:rFonts w:ascii="Consolas" w:hAnsi="Consolas" w:eastAsia="Consolas"/>
-          <w:color w:val="D4D4D4"/>
-          <w:sz w:val="16"/>
-        </w:rPr>
-        <w:t>,</w:t>
-      </w:r>
-      <w:r>
-        <w:rPr>
-          <w:rFonts w:ascii="Consolas" w:hAnsi="Consolas" w:eastAsia="Consolas"/>
-          <w:color w:val="D4D4D4"/>
-          <w:sz w:val="16"/>
-        </w:rPr>
-        <w:br/>
-        <w:t xml:space="preserve">    </w:t>
-      </w:r>
-      <w:r>
-        <w:rPr>
-          <w:rFonts w:ascii="Consolas" w:hAnsi="Consolas" w:eastAsia="Consolas"/>
-          <w:color w:val="D4D4D4"/>
-          <w:sz w:val="16"/>
-        </w:rPr>
-        <w:t>]</w:t>
-      </w:r>
-      <w:r>
-        <w:rPr>
-          <w:rFonts w:ascii="Consolas" w:hAnsi="Consolas" w:eastAsia="Consolas"/>
-          <w:color w:val="D4D4D4"/>
-          <w:sz w:val="16"/>
-        </w:rPr>
-        <w:t>,</w:t>
-      </w:r>
-      <w:r>
-        <w:rPr>
-          <w:rFonts w:ascii="Consolas" w:hAnsi="Consolas" w:eastAsia="Consolas"/>
-          <w:color w:val="D4D4D4"/>
-          <w:sz w:val="16"/>
-        </w:rPr>
-        <w:br/>
-      </w:r>
-      <w:r>
-        <w:rPr>
-          <w:rFonts w:ascii="Consolas" w:hAnsi="Consolas" w:eastAsia="Consolas"/>
-          <w:color w:val="D4D4D4"/>
-          <w:sz w:val="16"/>
-        </w:rPr>
-        <w:t>]</w:t>
-      </w:r>
-      <w:r>
-        <w:rPr>
-          <w:rFonts w:ascii="Consolas" w:hAnsi="Consolas" w:eastAsia="Consolas"/>
-          <w:color w:val="D4D4D4"/>
-          <w:sz w:val="16"/>
-        </w:rPr>
-        <w:t>;</w:t>
-      </w:r>
-      <w:r>
-        <w:rPr>
-          <w:rFonts w:ascii="Consolas" w:hAnsi="Consolas" w:eastAsia="Consolas"/>
-          <w:color w:val="D4D4D4"/>
-          <w:sz w:val="16"/>
-        </w:rPr>
-        <w:br/>
-        <w:br/>
-      </w:r>
-      <w:r>
-        <w:rPr>
-          <w:rFonts w:ascii="Consolas" w:hAnsi="Consolas" w:eastAsia="Consolas"/>
-          <w:color w:val="6A9955"/>
-          <w:sz w:val="16"/>
-        </w:rPr>
-        <w:t>// Di dalam adapter: baca repository config, bukan env().</w:t>
-      </w:r>
-      <w:r>
-        <w:rPr>
-          <w:rFonts w:ascii="Consolas" w:hAnsi="Consolas" w:eastAsia="Consolas"/>
-          <w:color w:val="D4D4D4"/>
-          <w:sz w:val="16"/>
-        </w:rPr>
-        <w:br/>
-      </w:r>
-      <w:r>
-        <w:rPr>
-          <w:rFonts w:ascii="Consolas" w:hAnsi="Consolas" w:eastAsia="Consolas"/>
-          <w:color w:val="9CDCFE"/>
-          <w:sz w:val="16"/>
-        </w:rPr>
-        <w:t>$baseUrl</w:t>
-      </w:r>
-      <w:r>
-        <w:rPr>
-          <w:rFonts w:ascii="Consolas" w:hAnsi="Consolas" w:eastAsia="Consolas"/>
-          <w:color w:val="D4D4D4"/>
-          <w:sz w:val="16"/>
-        </w:rPr>
-        <w:t xml:space="preserve"> </w:t>
-      </w:r>
-      <w:r>
-        <w:rPr>
-          <w:rFonts w:ascii="Consolas" w:hAnsi="Consolas" w:eastAsia="Consolas"/>
-          <w:color w:val="D4D4D4"/>
-          <w:sz w:val="16"/>
-        </w:rPr>
-        <w:t>=</w:t>
-      </w:r>
-      <w:r>
-        <w:rPr>
-          <w:rFonts w:ascii="Consolas" w:hAnsi="Consolas" w:eastAsia="Consolas"/>
-          <w:color w:val="D4D4D4"/>
-          <w:sz w:val="16"/>
-        </w:rPr>
-        <w:t xml:space="preserve"> </w:t>
-      </w:r>
-      <w:r>
-        <w:rPr>
-          <w:rFonts w:ascii="Consolas" w:hAnsi="Consolas" w:eastAsia="Consolas"/>
-          <w:color w:val="DCDCAA"/>
-          <w:sz w:val="16"/>
-        </w:rPr>
-        <w:t>config</w:t>
-      </w:r>
-      <w:r>
-        <w:rPr>
-          <w:rFonts w:ascii="Consolas" w:hAnsi="Consolas" w:eastAsia="Consolas"/>
-          <w:color w:val="D4D4D4"/>
-          <w:sz w:val="16"/>
-        </w:rPr>
-        <w:t>(</w:t>
-      </w:r>
-      <w:r>
-        <w:rPr>
-          <w:rFonts w:ascii="Consolas" w:hAnsi="Consolas" w:eastAsia="Consolas"/>
-          <w:color w:val="CE9178"/>
-          <w:sz w:val="16"/>
-        </w:rPr>
-        <w:t>'services.qris.base_url'</w:t>
-      </w:r>
-      <w:r>
-        <w:rPr>
-          <w:rFonts w:ascii="Consolas" w:hAnsi="Consolas" w:eastAsia="Consolas"/>
-          <w:color w:val="D4D4D4"/>
-          <w:sz w:val="16"/>
-        </w:rPr>
-        <w:t>)</w:t>
-      </w:r>
-      <w:r>
-        <w:rPr>
-          <w:rFonts w:ascii="Consolas" w:hAnsi="Consolas" w:eastAsia="Consolas"/>
-          <w:color w:val="D4D4D4"/>
-          <w:sz w:val="16"/>
-        </w:rPr>
-        <w:t>;</w:t>
-      </w:r>
-      <w:r>
-        <w:rPr>
-          <w:rFonts w:ascii="Consolas" w:hAnsi="Consolas" w:eastAsia="Consolas"/>
-          <w:color w:val="D4D4D4"/>
-          <w:sz w:val="16"/>
-        </w:rPr>
-        <w:br/>
-      </w:r>
-      <w:r>
-        <w:rPr>
-          <w:rFonts w:ascii="Consolas" w:hAnsi="Consolas" w:eastAsia="Consolas"/>
-          <w:color w:val="9CDCFE"/>
-          <w:sz w:val="16"/>
-        </w:rPr>
-        <w:t>$token</w:t>
-      </w:r>
-      <w:r>
-        <w:rPr>
-          <w:rFonts w:ascii="Consolas" w:hAnsi="Consolas" w:eastAsia="Consolas"/>
-          <w:color w:val="D4D4D4"/>
-          <w:sz w:val="16"/>
-        </w:rPr>
-        <w:t xml:space="preserve"> </w:t>
-      </w:r>
-      <w:r>
-        <w:rPr>
-          <w:rFonts w:ascii="Consolas" w:hAnsi="Consolas" w:eastAsia="Consolas"/>
-          <w:color w:val="D4D4D4"/>
-          <w:sz w:val="16"/>
-        </w:rPr>
-        <w:t>=</w:t>
-      </w:r>
-      <w:r>
-        <w:rPr>
-          <w:rFonts w:ascii="Consolas" w:hAnsi="Consolas" w:eastAsia="Consolas"/>
-          <w:color w:val="D4D4D4"/>
-          <w:sz w:val="16"/>
-        </w:rPr>
-        <w:t xml:space="preserve"> </w:t>
-      </w:r>
-      <w:r>
-        <w:rPr>
-          <w:rFonts w:ascii="Consolas" w:hAnsi="Consolas" w:eastAsia="Consolas"/>
-          <w:color w:val="DCDCAA"/>
-          <w:sz w:val="16"/>
-        </w:rPr>
-        <w:t>config</w:t>
-      </w:r>
-      <w:r>
-        <w:rPr>
-          <w:rFonts w:ascii="Consolas" w:hAnsi="Consolas" w:eastAsia="Consolas"/>
-          <w:color w:val="D4D4D4"/>
-          <w:sz w:val="16"/>
-        </w:rPr>
-        <w:t>(</w:t>
-      </w:r>
-      <w:r>
-        <w:rPr>
-          <w:rFonts w:ascii="Consolas" w:hAnsi="Consolas" w:eastAsia="Consolas"/>
-          <w:color w:val="CE9178"/>
-          <w:sz w:val="16"/>
-        </w:rPr>
-        <w:t>'services.qris.token'</w:t>
-      </w:r>
-      <w:r>
-        <w:rPr>
-          <w:rFonts w:ascii="Consolas" w:hAnsi="Consolas" w:eastAsia="Consolas"/>
-          <w:color w:val="D4D4D4"/>
-          <w:sz w:val="16"/>
-        </w:rPr>
-        <w:t>)</w:t>
-      </w:r>
-      <w:r>
-        <w:rPr>
-          <w:rFonts w:ascii="Consolas" w:hAnsi="Consolas" w:eastAsia="Consolas"/>
-          <w:color w:val="D4D4D4"/>
-          <w:sz w:val="16"/>
-        </w:rPr>
-        <w:t>;</w:t>
+        <w:t xml:space="preserve">);</w:t>
       </w:r>
     </w:p>
     <w:p>
       <w:pPr>
         <w:pStyle w:val="CodeHeader"/>
-        <w:shd w:fill="2D2D30"/>
         <w:keepNext/>
         <w:pBdr>
-          <w:left w:val="single" w:sz="4" w:space="8" w:color="2D2D30"/>
+          <w:left w:val="single" w:sz="12" w:space="8" w:color="B8DDE0"/>
         </w:pBdr>
+        <w:shd w:val="clear" w:color="auto" w:fill="E4EAED"/>
       </w:pPr>
       <w:r>
-        <w:t>LANDASAN TEKNIS — terminal pada root workspace   •   BASH</w:t>
+        <w:rPr>
+          <w:rFonts w:ascii="Consolas" w:hAnsi="Consolas"/>
+          <w:b/>
+          <w:color w:val="262626"/>
+          <w:sz w:val="16"/>
+        </w:rPr>
+        <w:t xml:space="preserve">LANDASAN TEKNIS — terminal pada root workspace   •   BASH</w:t>
       </w:r>
     </w:p>
     <w:p>
       <w:pPr>
         <w:pStyle w:val="CodeBlock"/>
-        <w:shd w:fill="1E1E1E"/>
         <w:keepLines/>
         <w:pBdr>
-          <w:left w:val="single" w:sz="4" w:space="8" w:color="1E1E1E"/>
+          <w:left w:val="single" w:sz="12" w:space="8" w:color="B8DDE0"/>
         </w:pBdr>
+        <w:shd w:val="clear" w:color="auto" w:fill="F2F3F7"/>
       </w:pPr>
       <w:r>
         <w:rPr>
-          <w:rFonts w:ascii="Consolas" w:hAnsi="Consolas" w:eastAsia="Consolas"/>
-          <w:color w:val="4EC9B0"/>
+          <w:rFonts w:ascii="Consolas" w:hAnsi="Consolas"/>
+          <w:b/>
+          <w:color w:val="000080"/>
           <w:sz w:val="16"/>
         </w:rPr>
-        <w:t>php</w:t>
-      </w:r>
-      <w:r>
-        <w:rPr>
-          <w:rFonts w:ascii="Consolas" w:hAnsi="Consolas" w:eastAsia="Consolas"/>
-          <w:color w:val="D4D4D4"/>
+        <w:t xml:space="preserve">php</w:t>
+      </w:r>
+      <w:r>
+        <w:rPr>
+          <w:rFonts w:ascii="Consolas" w:hAnsi="Consolas"/>
+          <w:color w:val="262626"/>
           <w:sz w:val="16"/>
         </w:rPr>
         <w:t xml:space="preserve"> </w:t>
       </w:r>
       <w:r>
         <w:rPr>
-          <w:rFonts w:ascii="Consolas" w:hAnsi="Consolas" w:eastAsia="Consolas"/>
-          <w:color w:val="9CDCFE"/>
+          <w:rFonts w:ascii="Consolas" w:hAnsi="Consolas"/>
+          <w:color w:val="0073E6"/>
           <w:sz w:val="16"/>
         </w:rPr>
-        <w:t>-v</w:t>
-      </w:r>
-      <w:r>
-        <w:rPr>
-          <w:rFonts w:ascii="Consolas" w:hAnsi="Consolas" w:eastAsia="Consolas"/>
-          <w:color w:val="D4D4D4"/>
+        <w:t xml:space="preserve">-v</w:t>
+      </w:r>
+      <w:r>
+        <w:br/>
+      </w:r>
+      <w:r>
+        <w:rPr>
+          <w:rFonts w:ascii="Consolas" w:hAnsi="Consolas"/>
+          <w:b/>
+          <w:color w:val="000080"/>
           <w:sz w:val="16"/>
         </w:rPr>
+        <w:t xml:space="preserve">composer</w:t>
+      </w:r>
+      <w:r>
+        <w:rPr>
+          <w:rFonts w:ascii="Consolas" w:hAnsi="Consolas"/>
+          <w:color w:val="262626"/>
+          <w:sz w:val="16"/>
+        </w:rPr>
+        <w:t xml:space="preserve"> global require laravel/installer</w:t>
+      </w:r>
+      <w:r>
         <w:br/>
       </w:r>
       <w:r>
         <w:rPr>
-          <w:rFonts w:ascii="Consolas" w:hAnsi="Consolas" w:eastAsia="Consolas"/>
-          <w:color w:val="4EC9B0"/>
+          <w:rFonts w:ascii="Consolas" w:hAnsi="Consolas"/>
+          <w:color w:val="262626"/>
           <w:sz w:val="16"/>
         </w:rPr>
-        <w:t>composer</w:t>
-      </w:r>
-      <w:r>
-        <w:rPr>
-          <w:rFonts w:ascii="Consolas" w:hAnsi="Consolas" w:eastAsia="Consolas"/>
-          <w:color w:val="D4D4D4"/>
+        <w:t xml:space="preserve">laravel new kantin-multi-tenant</w:t>
+      </w:r>
+      <w:r>
+        <w:br/>
+      </w:r>
+      <w:r>
+        <w:rPr>
+          <w:rFonts w:ascii="Consolas" w:hAnsi="Consolas"/>
+          <w:b/>
+          <w:color w:val="000080"/>
           <w:sz w:val="16"/>
         </w:rPr>
+        <w:t xml:space="preserve">cd</w:t>
+      </w:r>
+      <w:r>
+        <w:rPr>
+          <w:rFonts w:ascii="Consolas" w:hAnsi="Consolas"/>
+          <w:color w:val="262626"/>
+          <w:sz w:val="16"/>
+        </w:rPr>
+        <w:t xml:space="preserve"> kantin-multi-tenant</w:t>
+      </w:r>
+      <w:r>
+        <w:br/>
+      </w:r>
+      <w:r>
+        <w:rPr>
+          <w:rFonts w:ascii="Consolas" w:hAnsi="Consolas"/>
+          <w:b/>
+          <w:color w:val="000080"/>
+          <w:sz w:val="16"/>
+        </w:rPr>
+        <w:t xml:space="preserve">npm</w:t>
+      </w:r>
+      <w:r>
+        <w:rPr>
+          <w:rFonts w:ascii="Consolas" w:hAnsi="Consolas"/>
+          <w:color w:val="262626"/>
+          <w:sz w:val="16"/>
+        </w:rPr>
+        <w:t xml:space="preserve"> install </w:t>
+      </w:r>
+      <w:r>
+        <w:rPr>
+          <w:rFonts w:ascii="Consolas" w:hAnsi="Consolas"/>
+          <w:b/>
+          <w:color w:val="000080"/>
+          <w:sz w:val="16"/>
+        </w:rPr>
+        <w:t xml:space="preserve">&amp;&amp;</w:t>
+      </w:r>
+      <w:r>
+        <w:rPr>
+          <w:rFonts w:ascii="Consolas" w:hAnsi="Consolas"/>
+          <w:color w:val="262626"/>
+          <w:sz w:val="16"/>
+        </w:rPr>
         <w:t xml:space="preserve"> </w:t>
       </w:r>
       <w:r>
         <w:rPr>
-          <w:rFonts w:ascii="Consolas" w:hAnsi="Consolas" w:eastAsia="Consolas"/>
-          <w:color w:val="D4D4D4"/>
+          <w:rFonts w:ascii="Consolas" w:hAnsi="Consolas"/>
+          <w:b/>
+          <w:color w:val="000080"/>
           <w:sz w:val="16"/>
         </w:rPr>
-        <w:t>global</w:t>
-      </w:r>
-      <w:r>
-        <w:rPr>
-          <w:rFonts w:ascii="Consolas" w:hAnsi="Consolas" w:eastAsia="Consolas"/>
-          <w:color w:val="D4D4D4"/>
+        <w:t xml:space="preserve">npm</w:t>
+      </w:r>
+      <w:r>
+        <w:rPr>
+          <w:rFonts w:ascii="Consolas" w:hAnsi="Consolas"/>
+          <w:color w:val="262626"/>
           <w:sz w:val="16"/>
         </w:rPr>
-        <w:t xml:space="preserve"> </w:t>
-      </w:r>
-      <w:r>
-        <w:rPr>
-          <w:rFonts w:ascii="Consolas" w:hAnsi="Consolas" w:eastAsia="Consolas"/>
-          <w:color w:val="D4D4D4"/>
+        <w:t xml:space="preserve"> run build</w:t>
+      </w:r>
+      <w:r>
+        <w:br/>
+      </w:r>
+      <w:r>
+        <w:rPr>
+          <w:rFonts w:ascii="Consolas" w:hAnsi="Consolas"/>
+          <w:b/>
+          <w:color w:val="000080"/>
           <w:sz w:val="16"/>
         </w:rPr>
-        <w:t>require</w:t>
-      </w:r>
-      <w:r>
-        <w:rPr>
-          <w:rFonts w:ascii="Consolas" w:hAnsi="Consolas" w:eastAsia="Consolas"/>
-          <w:color w:val="D4D4D4"/>
+        <w:t xml:space="preserve">php</w:t>
+      </w:r>
+      <w:r>
+        <w:rPr>
+          <w:rFonts w:ascii="Consolas" w:hAnsi="Consolas"/>
+          <w:color w:val="262626"/>
           <w:sz w:val="16"/>
         </w:rPr>
-        <w:t xml:space="preserve"> </w:t>
-      </w:r>
-      <w:r>
-        <w:rPr>
-          <w:rFonts w:ascii="Consolas" w:hAnsi="Consolas" w:eastAsia="Consolas"/>
-          <w:color w:val="D4D4D4"/>
+        <w:t xml:space="preserve"> artisan migrate</w:t>
+      </w:r>
+      <w:r>
+        <w:br/>
+      </w:r>
+      <w:r>
+        <w:rPr>
+          <w:rFonts w:ascii="Consolas" w:hAnsi="Consolas"/>
+          <w:b/>
+          <w:color w:val="000080"/>
           <w:sz w:val="16"/>
         </w:rPr>
-        <w:t>laravel/installer</w:t>
-      </w:r>
-      <w:r>
-        <w:rPr>
-          <w:rFonts w:ascii="Consolas" w:hAnsi="Consolas" w:eastAsia="Consolas"/>
-          <w:color w:val="D4D4D4"/>
+        <w:t xml:space="preserve">composer</w:t>
+      </w:r>
+      <w:r>
+        <w:rPr>
+          <w:rFonts w:ascii="Consolas" w:hAnsi="Consolas"/>
+          <w:color w:val="262626"/>
           <w:sz w:val="16"/>
         </w:rPr>
-        <w:br/>
-      </w:r>
-      <w:r>
-        <w:rPr>
-          <w:rFonts w:ascii="Consolas" w:hAnsi="Consolas" w:eastAsia="Consolas"/>
-          <w:color w:val="4EC9B0"/>
-          <w:sz w:val="16"/>
-        </w:rPr>
-        <w:t>laravel</w:t>
-      </w:r>
-      <w:r>
-        <w:rPr>
-          <w:rFonts w:ascii="Consolas" w:hAnsi="Consolas" w:eastAsia="Consolas"/>
-          <w:color w:val="D4D4D4"/>
-          <w:sz w:val="16"/>
-        </w:rPr>
-        <w:t xml:space="preserve"> </w:t>
-      </w:r>
-      <w:r>
-        <w:rPr>
-          <w:rFonts w:ascii="Consolas" w:hAnsi="Consolas" w:eastAsia="Consolas"/>
-          <w:color w:val="D4D4D4"/>
-          <w:sz w:val="16"/>
-        </w:rPr>
-        <w:t>new</w:t>
-      </w:r>
-      <w:r>
-        <w:rPr>
-          <w:rFonts w:ascii="Consolas" w:hAnsi="Consolas" w:eastAsia="Consolas"/>
-          <w:color w:val="D4D4D4"/>
-          <w:sz w:val="16"/>
-        </w:rPr>
-        <w:t xml:space="preserve"> </w:t>
-      </w:r>
-      <w:r>
-        <w:rPr>
-          <w:rFonts w:ascii="Consolas" w:hAnsi="Consolas" w:eastAsia="Consolas"/>
-          <w:color w:val="D4D4D4"/>
-          <w:sz w:val="16"/>
-        </w:rPr>
-        <w:t>kantin-multi-tenant</w:t>
-      </w:r>
-      <w:r>
-        <w:rPr>
-          <w:rFonts w:ascii="Consolas" w:hAnsi="Consolas" w:eastAsia="Consolas"/>
-          <w:color w:val="D4D4D4"/>
-          <w:sz w:val="16"/>
-        </w:rPr>
-        <w:br/>
-      </w:r>
-      <w:r>
-        <w:rPr>
-          <w:rFonts w:ascii="Consolas" w:hAnsi="Consolas" w:eastAsia="Consolas"/>
-          <w:color w:val="4EC9B0"/>
-          <w:sz w:val="16"/>
-        </w:rPr>
-        <w:t>cd</w:t>
-      </w:r>
-      <w:r>
-        <w:rPr>
-          <w:rFonts w:ascii="Consolas" w:hAnsi="Consolas" w:eastAsia="Consolas"/>
-          <w:color w:val="D4D4D4"/>
-          <w:sz w:val="16"/>
-        </w:rPr>
-        <w:t xml:space="preserve"> </w:t>
-      </w:r>
-      <w:r>
-        <w:rPr>
-          <w:rFonts w:ascii="Consolas" w:hAnsi="Consolas" w:eastAsia="Consolas"/>
-          <w:color w:val="D4D4D4"/>
-          <w:sz w:val="16"/>
-        </w:rPr>
-        <w:t>kantin-multi-tenant</w:t>
-      </w:r>
-      <w:r>
-        <w:rPr>
-          <w:rFonts w:ascii="Consolas" w:hAnsi="Consolas" w:eastAsia="Consolas"/>
-          <w:color w:val="D4D4D4"/>
-          <w:sz w:val="16"/>
-        </w:rPr>
-        <w:br/>
-      </w:r>
-      <w:r>
-        <w:rPr>
-          <w:rFonts w:ascii="Consolas" w:hAnsi="Consolas" w:eastAsia="Consolas"/>
-          <w:color w:val="4EC9B0"/>
-          <w:sz w:val="16"/>
-        </w:rPr>
-        <w:t>npm</w:t>
-      </w:r>
-      <w:r>
-        <w:rPr>
-          <w:rFonts w:ascii="Consolas" w:hAnsi="Consolas" w:eastAsia="Consolas"/>
-          <w:color w:val="D4D4D4"/>
-          <w:sz w:val="16"/>
-        </w:rPr>
-        <w:t xml:space="preserve"> </w:t>
-      </w:r>
-      <w:r>
-        <w:rPr>
-          <w:rFonts w:ascii="Consolas" w:hAnsi="Consolas" w:eastAsia="Consolas"/>
-          <w:color w:val="D4D4D4"/>
-          <w:sz w:val="16"/>
-        </w:rPr>
-        <w:t>install</w:t>
-      </w:r>
-      <w:r>
-        <w:rPr>
-          <w:rFonts w:ascii="Consolas" w:hAnsi="Consolas" w:eastAsia="Consolas"/>
-          <w:color w:val="D4D4D4"/>
-          <w:sz w:val="16"/>
-        </w:rPr>
-        <w:t xml:space="preserve"> </w:t>
-      </w:r>
-      <w:r>
-        <w:rPr>
-          <w:rFonts w:ascii="Consolas" w:hAnsi="Consolas" w:eastAsia="Consolas"/>
-          <w:color w:val="569CD6"/>
-          <w:sz w:val="16"/>
-        </w:rPr>
-        <w:t>&amp;&amp;</w:t>
-      </w:r>
-      <w:r>
-        <w:rPr>
-          <w:rFonts w:ascii="Consolas" w:hAnsi="Consolas" w:eastAsia="Consolas"/>
-          <w:color w:val="D4D4D4"/>
-          <w:sz w:val="16"/>
-        </w:rPr>
-        <w:t xml:space="preserve"> </w:t>
-      </w:r>
-      <w:r>
-        <w:rPr>
-          <w:rFonts w:ascii="Consolas" w:hAnsi="Consolas" w:eastAsia="Consolas"/>
-          <w:color w:val="4EC9B0"/>
-          <w:sz w:val="16"/>
-        </w:rPr>
-        <w:t>npm</w:t>
-      </w:r>
-      <w:r>
-        <w:rPr>
-          <w:rFonts w:ascii="Consolas" w:hAnsi="Consolas" w:eastAsia="Consolas"/>
-          <w:color w:val="D4D4D4"/>
-          <w:sz w:val="16"/>
-        </w:rPr>
-        <w:t xml:space="preserve"> </w:t>
-      </w:r>
-      <w:r>
-        <w:rPr>
-          <w:rFonts w:ascii="Consolas" w:hAnsi="Consolas" w:eastAsia="Consolas"/>
-          <w:color w:val="D4D4D4"/>
-          <w:sz w:val="16"/>
-        </w:rPr>
-        <w:t>run</w:t>
-      </w:r>
-      <w:r>
-        <w:rPr>
-          <w:rFonts w:ascii="Consolas" w:hAnsi="Consolas" w:eastAsia="Consolas"/>
-          <w:color w:val="D4D4D4"/>
-          <w:sz w:val="16"/>
-        </w:rPr>
-        <w:t xml:space="preserve"> </w:t>
-      </w:r>
-      <w:r>
-        <w:rPr>
-          <w:rFonts w:ascii="Consolas" w:hAnsi="Consolas" w:eastAsia="Consolas"/>
-          <w:color w:val="D4D4D4"/>
-          <w:sz w:val="16"/>
-        </w:rPr>
-        <w:t>build</w:t>
-      </w:r>
-      <w:r>
-        <w:rPr>
-          <w:rFonts w:ascii="Consolas" w:hAnsi="Consolas" w:eastAsia="Consolas"/>
-          <w:color w:val="D4D4D4"/>
-          <w:sz w:val="16"/>
-        </w:rPr>
-        <w:br/>
-      </w:r>
-      <w:r>
-        <w:rPr>
-          <w:rFonts w:ascii="Consolas" w:hAnsi="Consolas" w:eastAsia="Consolas"/>
-          <w:color w:val="4EC9B0"/>
-          <w:sz w:val="16"/>
-        </w:rPr>
-        <w:t>php</w:t>
-      </w:r>
-      <w:r>
-        <w:rPr>
-          <w:rFonts w:ascii="Consolas" w:hAnsi="Consolas" w:eastAsia="Consolas"/>
-          <w:color w:val="D4D4D4"/>
-          <w:sz w:val="16"/>
-        </w:rPr>
-        <w:t xml:space="preserve"> </w:t>
-      </w:r>
-      <w:r>
-        <w:rPr>
-          <w:rFonts w:ascii="Consolas" w:hAnsi="Consolas" w:eastAsia="Consolas"/>
-          <w:color w:val="D4D4D4"/>
-          <w:sz w:val="16"/>
-        </w:rPr>
-        <w:t>artisan</w:t>
-      </w:r>
-      <w:r>
-        <w:rPr>
-          <w:rFonts w:ascii="Consolas" w:hAnsi="Consolas" w:eastAsia="Consolas"/>
-          <w:color w:val="D4D4D4"/>
-          <w:sz w:val="16"/>
-        </w:rPr>
-        <w:t xml:space="preserve"> </w:t>
-      </w:r>
-      <w:r>
-        <w:rPr>
-          <w:rFonts w:ascii="Consolas" w:hAnsi="Consolas" w:eastAsia="Consolas"/>
-          <w:color w:val="D4D4D4"/>
-          <w:sz w:val="16"/>
-        </w:rPr>
-        <w:t>migrate</w:t>
-      </w:r>
-      <w:r>
-        <w:rPr>
-          <w:rFonts w:ascii="Consolas" w:hAnsi="Consolas" w:eastAsia="Consolas"/>
-          <w:color w:val="D4D4D4"/>
-          <w:sz w:val="16"/>
-        </w:rPr>
-        <w:br/>
-      </w:r>
-      <w:r>
-        <w:rPr>
-          <w:rFonts w:ascii="Consolas" w:hAnsi="Consolas" w:eastAsia="Consolas"/>
-          <w:color w:val="4EC9B0"/>
-          <w:sz w:val="16"/>
-        </w:rPr>
-        <w:t>composer</w:t>
-      </w:r>
-      <w:r>
-        <w:rPr>
-          <w:rFonts w:ascii="Consolas" w:hAnsi="Consolas" w:eastAsia="Consolas"/>
-          <w:color w:val="D4D4D4"/>
-          <w:sz w:val="16"/>
-        </w:rPr>
-        <w:t xml:space="preserve"> </w:t>
-      </w:r>
-      <w:r>
-        <w:rPr>
-          <w:rFonts w:ascii="Consolas" w:hAnsi="Consolas" w:eastAsia="Consolas"/>
-          <w:color w:val="D4D4D4"/>
-          <w:sz w:val="16"/>
-        </w:rPr>
-        <w:t>run</w:t>
-      </w:r>
-      <w:r>
-        <w:rPr>
-          <w:rFonts w:ascii="Consolas" w:hAnsi="Consolas" w:eastAsia="Consolas"/>
-          <w:color w:val="D4D4D4"/>
-          <w:sz w:val="16"/>
-        </w:rPr>
-        <w:t xml:space="preserve"> </w:t>
-      </w:r>
-      <w:r>
-        <w:rPr>
-          <w:rFonts w:ascii="Consolas" w:hAnsi="Consolas" w:eastAsia="Consolas"/>
-          <w:color w:val="D4D4D4"/>
-          <w:sz w:val="16"/>
-        </w:rPr>
-        <w:t>dev</w:t>
+        <w:t xml:space="preserve"> run dev</w:t>
       </w:r>
     </w:p>
     <w:p>
@@ -5128,266 +4762,368 @@
     <w:p>
       <w:pPr>
         <w:pStyle w:val="CodeHeader"/>
-        <w:shd w:fill="2D2D30"/>
+        <w:keepNext/>
         <w:pBdr>
-          <w:left w:val="single" w:sz="4" w:space="8" w:color="2D2D30"/>
+          <w:left w:val="single" w:sz="12" w:space="8" w:color="B8DDE0"/>
         </w:pBdr>
+        <w:shd w:val="clear" w:color="auto" w:fill="E4EAED"/>
       </w:pPr>
       <w:r>
         <w:rPr>
           <w:rFonts w:ascii="Consolas" w:hAnsi="Consolas"/>
           <w:b/>
-          <w:color w:val="FFFFFF"/>
+          <w:color w:val="262626"/>
           <w:sz w:val="16"/>
         </w:rPr>
-        <w:t>Lokasi: terminal pada root repository kantin-multi-tenant   •   MODUL 1 — TERMINAL   •   BASH</w:t>
+        <w:t xml:space="preserve">Lokasi: terminal pada root repository kantin-multi-tenant   •   MODUL 1 — TERMINAL   •   BASH</w:t>
       </w:r>
     </w:p>
     <w:p>
       <w:pPr>
         <w:pStyle w:val="CodeBlock"/>
-        <w:shd w:fill="1E1E1E"/>
         <w:pBdr>
-          <w:left w:val="single" w:sz="4" w:space="8" w:color="1E1E1E"/>
+          <w:left w:val="single" w:sz="12" w:space="8" w:color="B8DDE0"/>
         </w:pBdr>
+        <w:shd w:val="clear" w:color="auto" w:fill="F2F3F7"/>
       </w:pPr>
       <w:r>
         <w:rPr>
           <w:rFonts w:ascii="Consolas" w:hAnsi="Consolas"/>
-          <w:color w:val="4EC9B0"/>
+          <w:b/>
+          <w:color w:val="000080"/>
           <w:sz w:val="16"/>
         </w:rPr>
-        <w:t>php</w:t>
+        <w:t xml:space="preserve">php</w:t>
       </w:r>
       <w:r>
         <w:rPr>
           <w:rFonts w:ascii="Consolas" w:hAnsi="Consolas"/>
-          <w:color w:val="D4D4D4"/>
+          <w:color w:val="262626"/>
           <w:sz w:val="16"/>
         </w:rPr>
         <w:t xml:space="preserve"> artisan test</w:t>
+      </w:r>
+      <w:r>
         <w:br/>
       </w:r>
       <w:r>
         <w:rPr>
           <w:rFonts w:ascii="Consolas" w:hAnsi="Consolas"/>
-          <w:color w:val="4EC9B0"/>
+          <w:b/>
+          <w:color w:val="000080"/>
           <w:sz w:val="16"/>
         </w:rPr>
-        <w:t>npm</w:t>
+        <w:t xml:space="preserve">npm</w:t>
       </w:r>
       <w:r>
         <w:rPr>
           <w:rFonts w:ascii="Consolas" w:hAnsi="Consolas"/>
-          <w:color w:val="D4D4D4"/>
+          <w:color w:val="262626"/>
           <w:sz w:val="16"/>
         </w:rPr>
         <w:t xml:space="preserve"> run build</w:t>
+      </w:r>
+      <w:r>
         <w:br/>
       </w:r>
       <w:r>
         <w:rPr>
           <w:rFonts w:ascii="Consolas" w:hAnsi="Consolas"/>
-          <w:color w:val="4EC9B0"/>
+          <w:b/>
+          <w:color w:val="000080"/>
           <w:sz w:val="16"/>
         </w:rPr>
-        <w:t>php</w:t>
+        <w:t xml:space="preserve">php</w:t>
       </w:r>
       <w:r>
         <w:rPr>
           <w:rFonts w:ascii="Consolas" w:hAnsi="Consolas"/>
-          <w:color w:val="D4D4D4"/>
+          <w:color w:val="262626"/>
           <w:sz w:val="16"/>
         </w:rPr>
-        <w:t xml:space="preserve"> -v</w:t>
+        <w:t xml:space="preserve"> </w:t>
+      </w:r>
+      <w:r>
+        <w:rPr>
+          <w:rFonts w:ascii="Consolas" w:hAnsi="Consolas"/>
+          <w:color w:val="0073E6"/>
+          <w:sz w:val="16"/>
+        </w:rPr>
+        <w:t xml:space="preserve">-v</w:t>
+      </w:r>
+      <w:r>
         <w:br/>
       </w:r>
       <w:r>
         <w:rPr>
           <w:rFonts w:ascii="Consolas" w:hAnsi="Consolas"/>
-          <w:color w:val="4EC9B0"/>
+          <w:b/>
+          <w:color w:val="000080"/>
           <w:sz w:val="16"/>
         </w:rPr>
-        <w:t>composer</w:t>
+        <w:t xml:space="preserve">composer</w:t>
       </w:r>
       <w:r>
         <w:rPr>
           <w:rFonts w:ascii="Consolas" w:hAnsi="Consolas"/>
-          <w:color w:val="D4D4D4"/>
+          <w:color w:val="262626"/>
           <w:sz w:val="16"/>
         </w:rPr>
-        <w:t xml:space="preserve"> --version</w:t>
+        <w:t xml:space="preserve"> </w:t>
+      </w:r>
+      <w:r>
+        <w:rPr>
+          <w:rFonts w:ascii="Consolas" w:hAnsi="Consolas"/>
+          <w:color w:val="0073E6"/>
+          <w:sz w:val="16"/>
+        </w:rPr>
+        <w:t xml:space="preserve">--version</w:t>
+      </w:r>
+      <w:r>
         <w:br/>
       </w:r>
       <w:r>
         <w:rPr>
           <w:rFonts w:ascii="Consolas" w:hAnsi="Consolas"/>
-          <w:color w:val="4EC9B0"/>
+          <w:b/>
+          <w:color w:val="000080"/>
           <w:sz w:val="16"/>
         </w:rPr>
-        <w:t>npm</w:t>
+        <w:t xml:space="preserve">npm</w:t>
       </w:r>
       <w:r>
         <w:rPr>
           <w:rFonts w:ascii="Consolas" w:hAnsi="Consolas"/>
-          <w:color w:val="D4D4D4"/>
+          <w:color w:val="262626"/>
           <w:sz w:val="16"/>
         </w:rPr>
-        <w:t xml:space="preserve"> -v</w:t>
+        <w:t xml:space="preserve"> </w:t>
+      </w:r>
+      <w:r>
+        <w:rPr>
+          <w:rFonts w:ascii="Consolas" w:hAnsi="Consolas"/>
+          <w:color w:val="0073E6"/>
+          <w:sz w:val="16"/>
+        </w:rPr>
+        <w:t xml:space="preserve">-v</w:t>
+      </w:r>
+      <w:r>
         <w:br/>
       </w:r>
       <w:r>
         <w:rPr>
           <w:rFonts w:ascii="Consolas" w:hAnsi="Consolas"/>
-          <w:color w:val="4EC9B0"/>
+          <w:b/>
+          <w:color w:val="000080"/>
           <w:sz w:val="16"/>
         </w:rPr>
-        <w:t>git</w:t>
+        <w:t xml:space="preserve">git</w:t>
       </w:r>
       <w:r>
         <w:rPr>
           <w:rFonts w:ascii="Consolas" w:hAnsi="Consolas"/>
-          <w:color w:val="D4D4D4"/>
+          <w:color w:val="262626"/>
           <w:sz w:val="16"/>
         </w:rPr>
-        <w:t xml:space="preserve"> --version</w:t>
+        <w:t xml:space="preserve"> </w:t>
+      </w:r>
+      <w:r>
+        <w:rPr>
+          <w:rFonts w:ascii="Consolas" w:hAnsi="Consolas"/>
+          <w:color w:val="0073E6"/>
+          <w:sz w:val="16"/>
+        </w:rPr>
+        <w:t xml:space="preserve">--version</w:t>
+      </w:r>
+      <w:r>
         <w:br/>
       </w:r>
       <w:r>
         <w:rPr>
           <w:rFonts w:ascii="Consolas" w:hAnsi="Consolas"/>
-          <w:color w:val="4EC9B0"/>
+          <w:color w:val="262626"/>
           <w:sz w:val="16"/>
         </w:rPr>
-        <w:t>docker</w:t>
+        <w:t xml:space="preserve">docker compose up </w:t>
       </w:r>
       <w:r>
         <w:rPr>
           <w:rFonts w:ascii="Consolas" w:hAnsi="Consolas"/>
-          <w:color w:val="D4D4D4"/>
+          <w:color w:val="0073E6"/>
           <w:sz w:val="16"/>
         </w:rPr>
-        <w:t xml:space="preserve"> compose up -d</w:t>
+        <w:t xml:space="preserve">-d</w:t>
+      </w:r>
+      <w:r>
         <w:br/>
       </w:r>
       <w:r>
         <w:rPr>
           <w:rFonts w:ascii="Consolas" w:hAnsi="Consolas"/>
-          <w:color w:val="4EC9B0"/>
+          <w:b/>
+          <w:color w:val="000080"/>
           <w:sz w:val="16"/>
         </w:rPr>
-        <w:t>composer</w:t>
+        <w:t xml:space="preserve">composer</w:t>
       </w:r>
       <w:r>
         <w:rPr>
           <w:rFonts w:ascii="Consolas" w:hAnsi="Consolas"/>
-          <w:color w:val="D4D4D4"/>
+          <w:color w:val="262626"/>
           <w:sz w:val="16"/>
         </w:rPr>
         <w:t xml:space="preserve"> run dev</w:t>
+      </w:r>
+      <w:r>
         <w:br/>
       </w:r>
       <w:r>
         <w:rPr>
           <w:rFonts w:ascii="Consolas" w:hAnsi="Consolas"/>
-          <w:color w:val="4EC9B0"/>
+          <w:b/>
+          <w:color w:val="000080"/>
           <w:sz w:val="16"/>
         </w:rPr>
-        <w:t>composer</w:t>
+        <w:t xml:space="preserve">composer</w:t>
       </w:r>
       <w:r>
         <w:rPr>
           <w:rFonts w:ascii="Consolas" w:hAnsi="Consolas"/>
-          <w:color w:val="D4D4D4"/>
+          <w:color w:val="262626"/>
           <w:sz w:val="16"/>
         </w:rPr>
         <w:t xml:space="preserve"> global require laravel/installer</w:t>
+      </w:r>
+      <w:r>
         <w:br/>
-        <w:t xml:space="preserve">laravel </w:t>
       </w:r>
       <w:r>
         <w:rPr>
           <w:rFonts w:ascii="Consolas" w:hAnsi="Consolas"/>
-          <w:color w:val="569CD6"/>
+          <w:color w:val="262626"/>
           <w:sz w:val="16"/>
         </w:rPr>
-        <w:t>new</w:t>
+        <w:t xml:space="preserve">laravel new kantin-multi-tenant</w:t>
+      </w:r>
+      <w:r>
+        <w:br/>
       </w:r>
       <w:r>
         <w:rPr>
           <w:rFonts w:ascii="Consolas" w:hAnsi="Consolas"/>
-          <w:color w:val="D4D4D4"/>
+          <w:b/>
+          <w:color w:val="000080"/>
           <w:sz w:val="16"/>
         </w:rPr>
-        <w:t xml:space="preserve"> kantin-multi-tenant</w:t>
+        <w:t xml:space="preserve">npm</w:t>
+      </w:r>
+      <w:r>
+        <w:rPr>
+          <w:rFonts w:ascii="Consolas" w:hAnsi="Consolas"/>
+          <w:color w:val="262626"/>
+          <w:sz w:val="16"/>
+        </w:rPr>
+        <w:t xml:space="preserve"> install</w:t>
+      </w:r>
+      <w:r>
         <w:br/>
       </w:r>
       <w:r>
         <w:rPr>
           <w:rFonts w:ascii="Consolas" w:hAnsi="Consolas"/>
-          <w:color w:val="4EC9B0"/>
+          <w:b/>
+          <w:color w:val="000080"/>
           <w:sz w:val="16"/>
         </w:rPr>
-        <w:t>npm</w:t>
+        <w:t xml:space="preserve">php</w:t>
       </w:r>
       <w:r>
         <w:rPr>
           <w:rFonts w:ascii="Consolas" w:hAnsi="Consolas"/>
-          <w:color w:val="D4D4D4"/>
+          <w:color w:val="262626"/>
           <w:sz w:val="16"/>
         </w:rPr>
-        <w:t xml:space="preserve"> install</w:t>
+        <w:t xml:space="preserve"> artisan </w:t>
+      </w:r>
+      <w:r>
+        <w:rPr>
+          <w:rFonts w:ascii="Consolas" w:hAnsi="Consolas"/>
+          <w:color w:val="0073E6"/>
+          <w:sz w:val="16"/>
+        </w:rPr>
+        <w:t xml:space="preserve">--version</w:t>
+      </w:r>
+      <w:r>
         <w:br/>
       </w:r>
       <w:r>
         <w:rPr>
           <w:rFonts w:ascii="Consolas" w:hAnsi="Consolas"/>
-          <w:color w:val="4EC9B0"/>
+          <w:b/>
+          <w:color w:val="000080"/>
           <w:sz w:val="16"/>
         </w:rPr>
-        <w:t>php</w:t>
+        <w:t xml:space="preserve">php</w:t>
       </w:r>
       <w:r>
         <w:rPr>
           <w:rFonts w:ascii="Consolas" w:hAnsi="Consolas"/>
-          <w:color w:val="D4D4D4"/>
+          <w:color w:val="262626"/>
           <w:sz w:val="16"/>
         </w:rPr>
-        <w:t xml:space="preserve"> artisan --version</w:t>
+        <w:t xml:space="preserve"> artisan </w:t>
+      </w:r>
+      <w:r>
+        <w:rPr>
+          <w:rFonts w:ascii="Consolas" w:hAnsi="Consolas"/>
+          <w:color w:val="795E26"/>
+          <w:sz w:val="16"/>
+        </w:rPr>
+        <w:t xml:space="preserve">key:generate</w:t>
+      </w:r>
+      <w:r>
         <w:br/>
       </w:r>
       <w:r>
         <w:rPr>
           <w:rFonts w:ascii="Consolas" w:hAnsi="Consolas"/>
-          <w:color w:val="4EC9B0"/>
+          <w:b/>
+          <w:color w:val="000080"/>
           <w:sz w:val="16"/>
         </w:rPr>
-        <w:t>php</w:t>
+        <w:t xml:space="preserve">php</w:t>
       </w:r>
       <w:r>
         <w:rPr>
           <w:rFonts w:ascii="Consolas" w:hAnsi="Consolas"/>
-          <w:color w:val="D4D4D4"/>
+          <w:color w:val="262626"/>
           <w:sz w:val="16"/>
         </w:rPr>
-        <w:t xml:space="preserve"> artisan key:generate</w:t>
-        <w:br/>
+        <w:t xml:space="preserve"> artisan </w:t>
       </w:r>
       <w:r>
         <w:rPr>
           <w:rFonts w:ascii="Consolas" w:hAnsi="Consolas"/>
-          <w:color w:val="4EC9B0"/>
+          <w:color w:val="795E26"/>
           <w:sz w:val="16"/>
         </w:rPr>
-        <w:t>php</w:t>
+        <w:t xml:space="preserve">migrate:fresh</w:t>
       </w:r>
       <w:r>
         <w:rPr>
           <w:rFonts w:ascii="Consolas" w:hAnsi="Consolas"/>
-          <w:color w:val="D4D4D4"/>
+          <w:color w:val="262626"/>
           <w:sz w:val="16"/>
         </w:rPr>
-        <w:t xml:space="preserve"> artisan migrate:fresh --seed</w:t>
+        <w:t xml:space="preserve"> </w:t>
+      </w:r>
+      <w:r>
+        <w:rPr>
+          <w:rFonts w:ascii="Consolas" w:hAnsi="Consolas"/>
+          <w:color w:val="0073E6"/>
+          <w:sz w:val="16"/>
+        </w:rPr>
+        <w:t xml:space="preserve">--seed</w:t>
       </w:r>
     </w:p>
     <w:p>
@@ -5466,23 +5202,74 @@
     <w:p>
       <w:pPr>
         <w:pStyle w:val="CodeBlock"/>
-        <w:shd w:fill="1E1E1E"/>
         <w:pBdr>
-          <w:left w:val="single" w:sz="4" w:space="8" w:color="1E1E1E"/>
+          <w:left w:val="single" w:sz="12" w:space="8" w:color="B8DDE0"/>
         </w:pBdr>
+        <w:shd w:val="clear" w:color="auto" w:fill="F2F3F7"/>
       </w:pPr>
       <w:r>
         <w:rPr>
           <w:rFonts w:ascii="Consolas" w:hAnsi="Consolas"/>
-          <w:color w:val="D4D4D4"/>
+          <w:color w:val="660E7A"/>
           <w:sz w:val="16"/>
         </w:rPr>
-        <w:t xml:space="preserve">$ php artisan --version</w:t>
+        <w:t xml:space="preserve">$</w:t>
+      </w:r>
+      <w:r>
+        <w:rPr>
+          <w:rFonts w:ascii="Consolas" w:hAnsi="Consolas"/>
+          <w:color w:val="262626"/>
+          <w:sz w:val="16"/>
+        </w:rPr>
+        <w:t xml:space="preserve"> php artisan </w:t>
+      </w:r>
+      <w:r>
+        <w:rPr>
+          <w:rFonts w:ascii="Consolas" w:hAnsi="Consolas"/>
+          <w:color w:val="0073E6"/>
+          <w:sz w:val="16"/>
+        </w:rPr>
+        <w:t xml:space="preserve">--version</w:t>
+      </w:r>
+      <w:r>
         <w:br/>
+      </w:r>
+      <w:r>
+        <w:rPr>
+          <w:rFonts w:ascii="Consolas" w:hAnsi="Consolas"/>
+          <w:color w:val="262626"/>
+          <w:sz w:val="16"/>
+        </w:rPr>
         <w:t xml:space="preserve">Laravel Framework 13.25.0</w:t>
+      </w:r>
+      <w:r>
         <w:br/>
-        <w:t xml:space="preserve">$ php artisan test</w:t>
+      </w:r>
+      <w:r>
+        <w:rPr>
+          <w:rFonts w:ascii="Consolas" w:hAnsi="Consolas"/>
+          <w:color w:val="660E7A"/>
+          <w:sz w:val="16"/>
+        </w:rPr>
+        <w:t xml:space="preserve">$</w:t>
+      </w:r>
+      <w:r>
+        <w:rPr>
+          <w:rFonts w:ascii="Consolas" w:hAnsi="Consolas"/>
+          <w:color w:val="262626"/>
+          <w:sz w:val="16"/>
+        </w:rPr>
+        <w:t xml:space="preserve"> php artisan test</w:t>
+      </w:r>
+      <w:r>
         <w:br/>
+      </w:r>
+      <w:r>
+        <w:rPr>
+          <w:rFonts w:ascii="Consolas" w:hAnsi="Consolas"/>
+          <w:color w:val="262626"/>
+          <w:sz w:val="16"/>
+        </w:rPr>
         <w:t xml:space="preserve">  Tests: 33 passed (81 assertions)</w:t>
       </w:r>
     </w:p>
@@ -5624,339 +5411,164 @@
     <w:p>
       <w:pPr>
         <w:pStyle w:val="CodeBlock"/>
-        <w:shd w:fill="1E1E1E" w:val="clear"/>
         <w:pBdr>
-          <w:left w:val="single" w:sz="4" w:space="8" w:color="1E1E1E"/>
+          <w:left w:val="single" w:sz="12" w:space="8" w:color="B8DDE0"/>
         </w:pBdr>
+        <w:shd w:val="clear" w:color="auto" w:fill="F2F3F7"/>
       </w:pPr>
       <w:r>
         <w:rPr>
           <w:rFonts w:ascii="Consolas" w:hAnsi="Consolas"/>
-          <w:color w:val="9CDCFE"/>
+          <w:color w:val="262626"/>
           <w:sz w:val="16"/>
         </w:rPr>
-        <w:t>APP_NAME</w:t>
+        <w:t xml:space="preserve">APP_NAME=</w:t>
       </w:r>
       <w:r>
         <w:rPr>
           <w:rFonts w:ascii="Consolas" w:hAnsi="Consolas"/>
-          <w:color w:val="D4D4D4"/>
+          <w:color w:val="00733B"/>
           <w:sz w:val="16"/>
         </w:rPr>
-        <w:t>=</w:t>
+        <w:t xml:space="preserve">"Kantin Multi-Tenant"</w:t>
+      </w:r>
+      <w:r>
+        <w:br/>
       </w:r>
       <w:r>
         <w:rPr>
           <w:rFonts w:ascii="Consolas" w:hAnsi="Consolas"/>
-          <w:color w:val="CE9178"/>
+          <w:color w:val="262626"/>
           <w:sz w:val="16"/>
         </w:rPr>
-        <w:t>"Kantin Multi-Tenant"</w:t>
+        <w:t xml:space="preserve">APP_ENV=local</w:t>
+      </w:r>
+      <w:r>
+        <w:br/>
       </w:r>
       <w:r>
         <w:rPr>
           <w:rFonts w:ascii="Consolas" w:hAnsi="Consolas"/>
-          <w:color w:val="D4D4D4"/>
+          <w:color w:val="262626"/>
           <w:sz w:val="16"/>
         </w:rPr>
+        <w:t xml:space="preserve">APP_URL=http://localhost:8000</w:t>
+      </w:r>
+      <w:r>
         <w:br/>
       </w:r>
       <w:r>
         <w:rPr>
           <w:rFonts w:ascii="Consolas" w:hAnsi="Consolas"/>
-          <w:color w:val="9CDCFE"/>
+          <w:color w:val="262626"/>
           <w:sz w:val="16"/>
         </w:rPr>
-        <w:t>APP_ENV</w:t>
+        <w:t xml:space="preserve">APP_LOCALE=id</w:t>
+      </w:r>
+      <w:r>
+        <w:br/>
       </w:r>
       <w:r>
         <w:rPr>
           <w:rFonts w:ascii="Consolas" w:hAnsi="Consolas"/>
-          <w:color w:val="D4D4D4"/>
+          <w:color w:val="262626"/>
           <w:sz w:val="16"/>
         </w:rPr>
-        <w:t>=local</w:t>
+        <w:t xml:space="preserve">APP_TIMEZONE=UTC</w:t>
+      </w:r>
+      <w:r>
         <w:br/>
       </w:r>
       <w:r>
+        <w:br/>
+      </w:r>
+      <w:r>
         <w:rPr>
           <w:rFonts w:ascii="Consolas" w:hAnsi="Consolas"/>
-          <w:color w:val="9CDCFE"/>
+          <w:color w:val="262626"/>
           <w:sz w:val="16"/>
         </w:rPr>
-        <w:t>APP_URL</w:t>
+        <w:t xml:space="preserve">DB_CONNECTION=mysql</w:t>
+      </w:r>
+      <w:r>
+        <w:br/>
       </w:r>
       <w:r>
         <w:rPr>
           <w:rFonts w:ascii="Consolas" w:hAnsi="Consolas"/>
-          <w:color w:val="D4D4D4"/>
+          <w:color w:val="262626"/>
           <w:sz w:val="16"/>
         </w:rPr>
-        <w:t>=http:</w:t>
+        <w:t xml:space="preserve">DB_HOST=127.0.0.1</w:t>
+      </w:r>
+      <w:r>
+        <w:br/>
       </w:r>
       <w:r>
         <w:rPr>
           <w:rFonts w:ascii="Consolas" w:hAnsi="Consolas"/>
-          <w:color w:val="6A9955"/>
+          <w:color w:val="262626"/>
           <w:sz w:val="16"/>
         </w:rPr>
-        <w:t>//localhost:8000</w:t>
+        <w:t xml:space="preserve">DB_PORT=3306</w:t>
+      </w:r>
+      <w:r>
+        <w:br/>
       </w:r>
       <w:r>
         <w:rPr>
           <w:rFonts w:ascii="Consolas" w:hAnsi="Consolas"/>
-          <w:color w:val="D4D4D4"/>
+          <w:color w:val="262626"/>
           <w:sz w:val="16"/>
         </w:rPr>
+        <w:t xml:space="preserve">DB_DATABASE=kantin</w:t>
+      </w:r>
+      <w:r>
         <w:br/>
       </w:r>
       <w:r>
+        <w:br/>
+      </w:r>
+      <w:r>
         <w:rPr>
           <w:rFonts w:ascii="Consolas" w:hAnsi="Consolas"/>
-          <w:color w:val="9CDCFE"/>
+          <w:color w:val="262626"/>
           <w:sz w:val="16"/>
         </w:rPr>
-        <w:t>APP_LOCALE</w:t>
+        <w:t xml:space="preserve">SESSION_DRIVER=redis</w:t>
+      </w:r>
+      <w:r>
+        <w:br/>
       </w:r>
       <w:r>
         <w:rPr>
           <w:rFonts w:ascii="Consolas" w:hAnsi="Consolas"/>
-          <w:color w:val="D4D4D4"/>
+          <w:color w:val="262626"/>
           <w:sz w:val="16"/>
         </w:rPr>
-        <w:t>=id</w:t>
+        <w:t xml:space="preserve">CACHE_STORE=redis</w:t>
+      </w:r>
+      <w:r>
         <w:br/>
       </w:r>
       <w:r>
         <w:rPr>
           <w:rFonts w:ascii="Consolas" w:hAnsi="Consolas"/>
-          <w:color w:val="9CDCFE"/>
+          <w:color w:val="262626"/>
           <w:sz w:val="16"/>
         </w:rPr>
-        <w:t>APP_TIMEZONE</w:t>
+        <w:t xml:space="preserve">QUEUE_CONNECTION=redis</w:t>
+      </w:r>
+      <w:r>
+        <w:br/>
       </w:r>
       <w:r>
         <w:rPr>
           <w:rFonts w:ascii="Consolas" w:hAnsi="Consolas"/>
-          <w:color w:val="D4D4D4"/>
+          <w:color w:val="262626"/>
           <w:sz w:val="16"/>
         </w:rPr>
-        <w:t>=</w:t>
-      </w:r>
-      <w:r>
-        <w:rPr>
-          <w:rFonts w:ascii="Consolas" w:hAnsi="Consolas"/>
-          <w:color w:val="4EC9B0"/>
-          <w:sz w:val="16"/>
-        </w:rPr>
-        <w:t>UTC</w:t>
-      </w:r>
-      <w:r>
-        <w:rPr>
-          <w:rFonts w:ascii="Consolas" w:hAnsi="Consolas"/>
-          <w:color w:val="D4D4D4"/>
-          <w:sz w:val="16"/>
-        </w:rPr>
-        <w:t/>
-      </w:r>
-      <w:r>
-        <w:rPr>
-          <w:rFonts w:ascii="Consolas" w:hAnsi="Consolas"/>
-          <w:color w:val="4EC9B0"/>
-          <w:sz w:val="16"/>
-        </w:rPr>
-        <w:t/>
-      </w:r>
-      <w:r>
-        <w:rPr>
-          <w:rFonts w:ascii="Consolas" w:hAnsi="Consolas"/>
-          <w:color w:val="D4D4D4"/>
-          <w:sz w:val="16"/>
-        </w:rPr>
-        <w:br/>
-        <w:br/>
-      </w:r>
-      <w:r>
-        <w:rPr>
-          <w:rFonts w:ascii="Consolas" w:hAnsi="Consolas"/>
-          <w:color w:val="9CDCFE"/>
-          <w:sz w:val="16"/>
-        </w:rPr>
-        <w:t>DB_CONNECTION</w:t>
-      </w:r>
-      <w:r>
-        <w:rPr>
-          <w:rFonts w:ascii="Consolas" w:hAnsi="Consolas"/>
-          <w:color w:val="D4D4D4"/>
-          <w:sz w:val="16"/>
-        </w:rPr>
-        <w:t>=mysql</w:t>
-        <w:br/>
-      </w:r>
-      <w:r>
-        <w:rPr>
-          <w:rFonts w:ascii="Consolas" w:hAnsi="Consolas"/>
-          <w:color w:val="9CDCFE"/>
-          <w:sz w:val="16"/>
-        </w:rPr>
-        <w:t>DB_HOST</w:t>
-      </w:r>
-      <w:r>
-        <w:rPr>
-          <w:rFonts w:ascii="Consolas" w:hAnsi="Consolas"/>
-          <w:color w:val="D4D4D4"/>
-          <w:sz w:val="16"/>
-        </w:rPr>
-        <w:t>=</w:t>
-      </w:r>
-      <w:r>
-        <w:rPr>
-          <w:rFonts w:ascii="Consolas" w:hAnsi="Consolas"/>
-          <w:color w:val="B5CEA8"/>
-          <w:sz w:val="16"/>
-        </w:rPr>
-        <w:t>127.0</w:t>
-      </w:r>
-      <w:r>
-        <w:rPr>
-          <w:rFonts w:ascii="Consolas" w:hAnsi="Consolas"/>
-          <w:color w:val="D4D4D4"/>
-          <w:sz w:val="16"/>
-        </w:rPr>
-        <w:t>.</w:t>
-      </w:r>
-      <w:r>
-        <w:rPr>
-          <w:rFonts w:ascii="Consolas" w:hAnsi="Consolas"/>
-          <w:color w:val="B5CEA8"/>
-          <w:sz w:val="16"/>
-        </w:rPr>
-        <w:t>0.1</w:t>
-      </w:r>
-      <w:r>
-        <w:rPr>
-          <w:rFonts w:ascii="Consolas" w:hAnsi="Consolas"/>
-          <w:color w:val="D4D4D4"/>
-          <w:sz w:val="16"/>
-        </w:rPr>
-        <w:br/>
-      </w:r>
-      <w:r>
-        <w:rPr>
-          <w:rFonts w:ascii="Consolas" w:hAnsi="Consolas"/>
-          <w:color w:val="9CDCFE"/>
-          <w:sz w:val="16"/>
-        </w:rPr>
-        <w:t>DB_PORT</w:t>
-      </w:r>
-      <w:r>
-        <w:rPr>
-          <w:rFonts w:ascii="Consolas" w:hAnsi="Consolas"/>
-          <w:color w:val="D4D4D4"/>
-          <w:sz w:val="16"/>
-        </w:rPr>
-        <w:t>=</w:t>
-      </w:r>
-      <w:r>
-        <w:rPr>
-          <w:rFonts w:ascii="Consolas" w:hAnsi="Consolas"/>
-          <w:color w:val="B5CEA8"/>
-          <w:sz w:val="16"/>
-        </w:rPr>
-        <w:t>3306</w:t>
-      </w:r>
-      <w:r>
-        <w:rPr>
-          <w:rFonts w:ascii="Consolas" w:hAnsi="Consolas"/>
-          <w:color w:val="D4D4D4"/>
-          <w:sz w:val="16"/>
-        </w:rPr>
-        <w:br/>
-      </w:r>
-      <w:r>
-        <w:rPr>
-          <w:rFonts w:ascii="Consolas" w:hAnsi="Consolas"/>
-          <w:color w:val="9CDCFE"/>
-          <w:sz w:val="16"/>
-        </w:rPr>
-        <w:t>DB_DATABASE</w:t>
-      </w:r>
-      <w:r>
-        <w:rPr>
-          <w:rFonts w:ascii="Consolas" w:hAnsi="Consolas"/>
-          <w:color w:val="D4D4D4"/>
-          <w:sz w:val="16"/>
-        </w:rPr>
-        <w:t>=kantin</w:t>
-        <w:br/>
-        <w:br/>
-      </w:r>
-      <w:r>
-        <w:rPr>
-          <w:rFonts w:ascii="Consolas" w:hAnsi="Consolas"/>
-          <w:color w:val="9CDCFE"/>
-          <w:sz w:val="16"/>
-        </w:rPr>
-        <w:t>SESSION_DRIVER</w:t>
-      </w:r>
-      <w:r>
-        <w:rPr>
-          <w:rFonts w:ascii="Consolas" w:hAnsi="Consolas"/>
-          <w:color w:val="D4D4D4"/>
-          <w:sz w:val="16"/>
-        </w:rPr>
-        <w:t>=redis</w:t>
-        <w:br/>
-      </w:r>
-      <w:r>
-        <w:rPr>
-          <w:rFonts w:ascii="Consolas" w:hAnsi="Consolas"/>
-          <w:color w:val="9CDCFE"/>
-          <w:sz w:val="16"/>
-        </w:rPr>
-        <w:t>CACHE_STORE</w:t>
-      </w:r>
-      <w:r>
-        <w:rPr>
-          <w:rFonts w:ascii="Consolas" w:hAnsi="Consolas"/>
-          <w:color w:val="D4D4D4"/>
-          <w:sz w:val="16"/>
-        </w:rPr>
-        <w:t>=redis</w:t>
-        <w:br/>
-      </w:r>
-      <w:r>
-        <w:rPr>
-          <w:rFonts w:ascii="Consolas" w:hAnsi="Consolas"/>
-          <w:color w:val="9CDCFE"/>
-          <w:sz w:val="16"/>
-        </w:rPr>
-        <w:t>QUEUE_CONNECTION</w:t>
-      </w:r>
-      <w:r>
-        <w:rPr>
-          <w:rFonts w:ascii="Consolas" w:hAnsi="Consolas"/>
-          <w:color w:val="D4D4D4"/>
-          <w:sz w:val="16"/>
-        </w:rPr>
-        <w:t>=redis</w:t>
-        <w:br/>
-      </w:r>
-      <w:r>
-        <w:rPr>
-          <w:rFonts w:ascii="Consolas" w:hAnsi="Consolas"/>
-          <w:color w:val="9CDCFE"/>
-          <w:sz w:val="16"/>
-        </w:rPr>
-        <w:t>BROADCAST_CONNECTION</w:t>
-      </w:r>
-      <w:r>
-        <w:rPr>
-          <w:rFonts w:ascii="Consolas" w:hAnsi="Consolas"/>
-          <w:color w:val="D4D4D4"/>
-          <w:sz w:val="16"/>
-        </w:rPr>
-        <w:t>=reverb</w:t>
+        <w:t xml:space="preserve">BROADCAST_CONNECTION=reverb</w:t>
       </w:r>
     </w:p>
     <w:p>
@@ -18986,7 +18598,7 @@
     </w:pPr>
     <w:rPr>
       <w:rFonts w:ascii="Consolas" w:hAnsi="Consolas"/>
-      <w:color w:val="D4D4D4"/>
+      <w:color w:val="262626"/>
       <w:sz w:val="16"/>
     </w:rPr>
   </w:style>
@@ -19098,7 +18710,7 @@
     <w:rPr>
       <w:rFonts w:ascii="Consolas" w:hAnsi="Consolas"/>
       <w:b/>
-      <w:color w:val="FFFFFF"/>
+      <w:color w:val="262626"/>
       <w:sz w:val="16"/>
     </w:rPr>
   </w:style>

--- a/modul_praktikum/Pertemuan_01_Persiapan_Tool_Development_dan_Konfigurasi_Lingkungan.docx
+++ b/modul_praktikum/Pertemuan_01_Persiapan_Tool_Development_dan_Konfigurasi_Lingkungan.docx
@@ -7341,7 +7341,40 @@
           <w:color w:val="262626"/>
           <w:sz w:val="16"/>
         </w:rPr>
-        <w:t xml:space="preserve">        &lt;env name=</w:t>
+        <w:t xml:space="preserve">        </w:t>
+      </w:r>
+      <w:r>
+        <w:rPr>
+          <w:rFonts w:ascii="Consolas" w:hAnsi="Consolas"/>
+          <w:b/>
+          <w:color w:val="000080"/>
+          <w:sz w:val="16"/>
+        </w:rPr>
+        <w:t xml:space="preserve">&lt;env</w:t>
+      </w:r>
+      <w:r>
+        <w:rPr>
+          <w:rFonts w:ascii="Consolas" w:hAnsi="Consolas"/>
+          <w:color w:val="262626"/>
+          <w:sz w:val="16"/>
+        </w:rPr>
+        <w:t xml:space="preserve"> </w:t>
+      </w:r>
+      <w:r>
+        <w:rPr>
+          <w:rFonts w:ascii="Consolas" w:hAnsi="Consolas"/>
+          <w:color w:val="0073E6"/>
+          <w:sz w:val="16"/>
+        </w:rPr>
+        <w:t xml:space="preserve">name</w:t>
+      </w:r>
+      <w:r>
+        <w:rPr>
+          <w:rFonts w:ascii="Consolas" w:hAnsi="Consolas"/>
+          <w:color w:val="262626"/>
+          <w:sz w:val="16"/>
+        </w:rPr>
+        <w:t xml:space="preserve">=</w:t>
       </w:r>
       <w:r>
         <w:rPr>
@@ -7357,7 +7390,23 @@
           <w:color w:val="262626"/>
           <w:sz w:val="16"/>
         </w:rPr>
-        <w:t xml:space="preserve"> value=</w:t>
+        <w:t xml:space="preserve"> </w:t>
+      </w:r>
+      <w:r>
+        <w:rPr>
+          <w:rFonts w:ascii="Consolas" w:hAnsi="Consolas"/>
+          <w:color w:val="0073E6"/>
+          <w:sz w:val="16"/>
+        </w:rPr>
+        <w:t xml:space="preserve">value</w:t>
+      </w:r>
+      <w:r>
+        <w:rPr>
+          <w:rFonts w:ascii="Consolas" w:hAnsi="Consolas"/>
+          <w:color w:val="262626"/>
+          <w:sz w:val="16"/>
+        </w:rPr>
+        <w:t xml:space="preserve">=</w:t>
       </w:r>
       <w:r>
         <w:rPr>
@@ -7370,13 +7419,31 @@
       <w:r>
         <w:rPr>
           <w:rFonts w:ascii="Consolas" w:hAnsi="Consolas"/>
+          <w:b/>
+          <w:color w:val="000080"/>
+          <w:sz w:val="16"/>
+        </w:rPr>
+        <w:t xml:space="preserve">/&gt;</w:t>
+      </w:r>
+      <w:r>
+        <w:br/>
+      </w:r>
+      <w:r>
+        <w:rPr>
+          <w:rFonts w:ascii="Consolas" w:hAnsi="Consolas"/>
           <w:color w:val="262626"/>
           <w:sz w:val="16"/>
         </w:rPr>
-        <w:t xml:space="preserve">/&gt;</w:t>
-      </w:r>
-      <w:r>
-        <w:br/>
+        <w:t xml:space="preserve">        </w:t>
+      </w:r>
+      <w:r>
+        <w:rPr>
+          <w:rFonts w:ascii="Consolas" w:hAnsi="Consolas"/>
+          <w:b/>
+          <w:color w:val="000080"/>
+          <w:sz w:val="16"/>
+        </w:rPr>
+        <w:t xml:space="preserve">&lt;env</w:t>
       </w:r>
       <w:r>
         <w:rPr>
@@ -7384,7 +7451,23 @@
           <w:color w:val="262626"/>
           <w:sz w:val="16"/>
         </w:rPr>
-        <w:t xml:space="preserve">        &lt;env name=</w:t>
+        <w:t xml:space="preserve"> </w:t>
+      </w:r>
+      <w:r>
+        <w:rPr>
+          <w:rFonts w:ascii="Consolas" w:hAnsi="Consolas"/>
+          <w:color w:val="0073E6"/>
+          <w:sz w:val="16"/>
+        </w:rPr>
+        <w:t xml:space="preserve">name</w:t>
+      </w:r>
+      <w:r>
+        <w:rPr>
+          <w:rFonts w:ascii="Consolas" w:hAnsi="Consolas"/>
+          <w:color w:val="262626"/>
+          <w:sz w:val="16"/>
+        </w:rPr>
+        <w:t xml:space="preserve">=</w:t>
       </w:r>
       <w:r>
         <w:rPr>
@@ -7400,7 +7483,23 @@
           <w:color w:val="262626"/>
           <w:sz w:val="16"/>
         </w:rPr>
-        <w:t xml:space="preserve"> value=</w:t>
+        <w:t xml:space="preserve"> </w:t>
+      </w:r>
+      <w:r>
+        <w:rPr>
+          <w:rFonts w:ascii="Consolas" w:hAnsi="Consolas"/>
+          <w:color w:val="0073E6"/>
+          <w:sz w:val="16"/>
+        </w:rPr>
+        <w:t xml:space="preserve">value</w:t>
+      </w:r>
+      <w:r>
+        <w:rPr>
+          <w:rFonts w:ascii="Consolas" w:hAnsi="Consolas"/>
+          <w:color w:val="262626"/>
+          <w:sz w:val="16"/>
+        </w:rPr>
+        <w:t xml:space="preserve">=</w:t>
       </w:r>
       <w:r>
         <w:rPr>
@@ -7413,7 +7512,8 @@
       <w:r>
         <w:rPr>
           <w:rFonts w:ascii="Consolas" w:hAnsi="Consolas"/>
-          <w:color w:val="262626"/>
+          <w:b/>
+          <w:color w:val="000080"/>
           <w:sz w:val="16"/>
         </w:rPr>
         <w:t xml:space="preserve">/&gt;</w:t>
@@ -7446,7 +7546,40 @@
           <w:color w:val="262626"/>
           <w:sz w:val="16"/>
         </w:rPr>
-        <w:t xml:space="preserve">        &lt;env name=</w:t>
+        <w:t xml:space="preserve">        </w:t>
+      </w:r>
+      <w:r>
+        <w:rPr>
+          <w:rFonts w:ascii="Consolas" w:hAnsi="Consolas"/>
+          <w:b/>
+          <w:color w:val="000080"/>
+          <w:sz w:val="16"/>
+        </w:rPr>
+        <w:t xml:space="preserve">&lt;env</w:t>
+      </w:r>
+      <w:r>
+        <w:rPr>
+          <w:rFonts w:ascii="Consolas" w:hAnsi="Consolas"/>
+          <w:color w:val="262626"/>
+          <w:sz w:val="16"/>
+        </w:rPr>
+        <w:t xml:space="preserve"> </w:t>
+      </w:r>
+      <w:r>
+        <w:rPr>
+          <w:rFonts w:ascii="Consolas" w:hAnsi="Consolas"/>
+          <w:color w:val="0073E6"/>
+          <w:sz w:val="16"/>
+        </w:rPr>
+        <w:t xml:space="preserve">name</w:t>
+      </w:r>
+      <w:r>
+        <w:rPr>
+          <w:rFonts w:ascii="Consolas" w:hAnsi="Consolas"/>
+          <w:color w:val="262626"/>
+          <w:sz w:val="16"/>
+        </w:rPr>
+        <w:t xml:space="preserve">=</w:t>
       </w:r>
       <w:r>
         <w:rPr>
@@ -7462,7 +7595,23 @@
           <w:color w:val="262626"/>
           <w:sz w:val="16"/>
         </w:rPr>
-        <w:t xml:space="preserve"> value=</w:t>
+        <w:t xml:space="preserve"> </w:t>
+      </w:r>
+      <w:r>
+        <w:rPr>
+          <w:rFonts w:ascii="Consolas" w:hAnsi="Consolas"/>
+          <w:color w:val="0073E6"/>
+          <w:sz w:val="16"/>
+        </w:rPr>
+        <w:t xml:space="preserve">value</w:t>
+      </w:r>
+      <w:r>
+        <w:rPr>
+          <w:rFonts w:ascii="Consolas" w:hAnsi="Consolas"/>
+          <w:color w:val="262626"/>
+          <w:sz w:val="16"/>
+        </w:rPr>
+        <w:t xml:space="preserve">=</w:t>
       </w:r>
       <w:r>
         <w:rPr>
@@ -7475,9 +7624,103 @@
       <w:r>
         <w:rPr>
           <w:rFonts w:ascii="Consolas" w:hAnsi="Consolas"/>
+          <w:b/>
+          <w:color w:val="000080"/>
+          <w:sz w:val="16"/>
+        </w:rPr>
+        <w:t xml:space="preserve">/&gt;</w:t>
+      </w:r>
+      <w:r>
+        <w:br/>
+      </w:r>
+      <w:r>
+        <w:rPr>
+          <w:rFonts w:ascii="Consolas" w:hAnsi="Consolas"/>
           <w:color w:val="262626"/>
           <w:sz w:val="16"/>
         </w:rPr>
+        <w:t xml:space="preserve">        </w:t>
+      </w:r>
+      <w:r>
+        <w:rPr>
+          <w:rFonts w:ascii="Consolas" w:hAnsi="Consolas"/>
+          <w:b/>
+          <w:color w:val="000080"/>
+          <w:sz w:val="16"/>
+        </w:rPr>
+        <w:t xml:space="preserve">&lt;env</w:t>
+      </w:r>
+      <w:r>
+        <w:rPr>
+          <w:rFonts w:ascii="Consolas" w:hAnsi="Consolas"/>
+          <w:color w:val="262626"/>
+          <w:sz w:val="16"/>
+        </w:rPr>
+        <w:t xml:space="preserve"> </w:t>
+      </w:r>
+      <w:r>
+        <w:rPr>
+          <w:rFonts w:ascii="Consolas" w:hAnsi="Consolas"/>
+          <w:color w:val="0073E6"/>
+          <w:sz w:val="16"/>
+        </w:rPr>
+        <w:t xml:space="preserve">name</w:t>
+      </w:r>
+      <w:r>
+        <w:rPr>
+          <w:rFonts w:ascii="Consolas" w:hAnsi="Consolas"/>
+          <w:color w:val="262626"/>
+          <w:sz w:val="16"/>
+        </w:rPr>
+        <w:t xml:space="preserve">=</w:t>
+      </w:r>
+      <w:r>
+        <w:rPr>
+          <w:rFonts w:ascii="Consolas" w:hAnsi="Consolas"/>
+          <w:color w:val="00733B"/>
+          <w:sz w:val="16"/>
+        </w:rPr>
+        <w:t xml:space="preserve">"DB_DATABASE"</w:t>
+      </w:r>
+      <w:r>
+        <w:rPr>
+          <w:rFonts w:ascii="Consolas" w:hAnsi="Consolas"/>
+          <w:color w:val="262626"/>
+          <w:sz w:val="16"/>
+        </w:rPr>
+        <w:t xml:space="preserve"> </w:t>
+      </w:r>
+      <w:r>
+        <w:rPr>
+          <w:rFonts w:ascii="Consolas" w:hAnsi="Consolas"/>
+          <w:color w:val="0073E6"/>
+          <w:sz w:val="16"/>
+        </w:rPr>
+        <w:t xml:space="preserve">value</w:t>
+      </w:r>
+      <w:r>
+        <w:rPr>
+          <w:rFonts w:ascii="Consolas" w:hAnsi="Consolas"/>
+          <w:color w:val="262626"/>
+          <w:sz w:val="16"/>
+        </w:rPr>
+        <w:t xml:space="preserve">=</w:t>
+      </w:r>
+      <w:r>
+        <w:rPr>
+          <w:rFonts w:ascii="Consolas" w:hAnsi="Consolas"/>
+          <w:color w:val="00733B"/>
+          <w:sz w:val="16"/>
+        </w:rPr>
+        <w:t xml:space="preserve">"kantin_test"</w:t>
+      </w:r>
+      <w:r>
+        <w:rPr>
+          <w:rFonts w:ascii="Consolas" w:hAnsi="Consolas"/>
+          <w:b/>
+          <w:color w:val="000080"/>
+          <w:sz w:val="16"/>
+        </w:rPr>
         <w:t xml:space="preserve">/&gt;</w:t>
       </w:r>
       <w:r>
@@ -7489,7 +7732,40 @@
           <w:color w:val="262626"/>
           <w:sz w:val="16"/>
         </w:rPr>
-        <w:t xml:space="preserve">        &lt;env name=</w:t>
+        <w:t xml:space="preserve">        </w:t>
+      </w:r>
+      <w:r>
+        <w:rPr>
+          <w:rFonts w:ascii="Consolas" w:hAnsi="Consolas"/>
+          <w:b/>
+          <w:color w:val="000080"/>
+          <w:sz w:val="16"/>
+        </w:rPr>
+        <w:t xml:space="preserve">&lt;env</w:t>
+      </w:r>
+      <w:r>
+        <w:rPr>
+          <w:rFonts w:ascii="Consolas" w:hAnsi="Consolas"/>
+          <w:color w:val="262626"/>
+          <w:sz w:val="16"/>
+        </w:rPr>
+        <w:t xml:space="preserve"> </w:t>
+      </w:r>
+      <w:r>
+        <w:rPr>
+          <w:rFonts w:ascii="Consolas" w:hAnsi="Consolas"/>
+          <w:color w:val="0073E6"/>
+          <w:sz w:val="16"/>
+        </w:rPr>
+        <w:t xml:space="preserve">name</w:t>
+      </w:r>
+      <w:r>
+        <w:rPr>
+          <w:rFonts w:ascii="Consolas" w:hAnsi="Consolas"/>
+          <w:color w:val="262626"/>
+          <w:sz w:val="16"/>
+        </w:rPr>
+        <w:t xml:space="preserve">=</w:t>
       </w:r>
       <w:r>
         <w:rPr>
@@ -7497,7 +7773,7 @@
           <w:color w:val="00733B"/>
           <w:sz w:val="16"/>
         </w:rPr>
-        <w:t xml:space="preserve">"DB_DATABASE"</w:t>
+        <w:t xml:space="preserve">"DB_HOST"</w:t>
       </w:r>
       <w:r>
         <w:rPr>
@@ -7505,7 +7781,23 @@
           <w:color w:val="262626"/>
           <w:sz w:val="16"/>
         </w:rPr>
-        <w:t xml:space="preserve"> value=</w:t>
+        <w:t xml:space="preserve"> </w:t>
+      </w:r>
+      <w:r>
+        <w:rPr>
+          <w:rFonts w:ascii="Consolas" w:hAnsi="Consolas"/>
+          <w:color w:val="0073E6"/>
+          <w:sz w:val="16"/>
+        </w:rPr>
+        <w:t xml:space="preserve">value</w:t>
+      </w:r>
+      <w:r>
+        <w:rPr>
+          <w:rFonts w:ascii="Consolas" w:hAnsi="Consolas"/>
+          <w:color w:val="262626"/>
+          <w:sz w:val="16"/>
+        </w:rPr>
+        <w:t xml:space="preserve">=</w:t>
       </w:r>
       <w:r>
         <w:rPr>
@@ -7513,7 +7805,19 @@
           <w:color w:val="00733B"/>
           <w:sz w:val="16"/>
         </w:rPr>
-        <w:t xml:space="preserve">"kantin_test"</w:t>
+        <w:t xml:space="preserve">"127.0.0.1"</w:t>
+      </w:r>
+      <w:r>
+        <w:rPr>
+          <w:rFonts w:ascii="Consolas" w:hAnsi="Consolas"/>
+          <w:b/>
+          <w:color w:val="000080"/>
+          <w:sz w:val="16"/>
+        </w:rPr>
+        <w:t xml:space="preserve">/&gt;</w:t>
+      </w:r>
+      <w:r>
+        <w:br/>
       </w:r>
       <w:r>
         <w:rPr>
@@ -7521,10 +7825,16 @@
           <w:color w:val="262626"/>
           <w:sz w:val="16"/>
         </w:rPr>
-        <w:t xml:space="preserve">/&gt;</w:t>
-      </w:r>
-      <w:r>
-        <w:br/>
+        <w:t xml:space="preserve">        </w:t>
+      </w:r>
+      <w:r>
+        <w:rPr>
+          <w:rFonts w:ascii="Consolas" w:hAnsi="Consolas"/>
+          <w:b/>
+          <w:color w:val="000080"/>
+          <w:sz w:val="16"/>
+        </w:rPr>
+        <w:t xml:space="preserve">&lt;env</w:t>
       </w:r>
       <w:r>
         <w:rPr>
@@ -7532,7 +7842,23 @@
           <w:color w:val="262626"/>
           <w:sz w:val="16"/>
         </w:rPr>
-        <w:t xml:space="preserve">        &lt;env name=</w:t>
+        <w:t xml:space="preserve"> </w:t>
+      </w:r>
+      <w:r>
+        <w:rPr>
+          <w:rFonts w:ascii="Consolas" w:hAnsi="Consolas"/>
+          <w:color w:val="0073E6"/>
+          <w:sz w:val="16"/>
+        </w:rPr>
+        <w:t xml:space="preserve">name</w:t>
+      </w:r>
+      <w:r>
+        <w:rPr>
+          <w:rFonts w:ascii="Consolas" w:hAnsi="Consolas"/>
+          <w:color w:val="262626"/>
+          <w:sz w:val="16"/>
+        </w:rPr>
+        <w:t xml:space="preserve">=</w:t>
       </w:r>
       <w:r>
         <w:rPr>
@@ -7540,7 +7866,7 @@
           <w:color w:val="00733B"/>
           <w:sz w:val="16"/>
         </w:rPr>
-        <w:t xml:space="preserve">"DB_HOST"</w:t>
+        <w:t xml:space="preserve">"DB_PORT"</w:t>
       </w:r>
       <w:r>
         <w:rPr>
@@ -7548,7 +7874,23 @@
           <w:color w:val="262626"/>
           <w:sz w:val="16"/>
         </w:rPr>
-        <w:t xml:space="preserve"> value=</w:t>
+        <w:t xml:space="preserve"> </w:t>
+      </w:r>
+      <w:r>
+        <w:rPr>
+          <w:rFonts w:ascii="Consolas" w:hAnsi="Consolas"/>
+          <w:color w:val="0073E6"/>
+          <w:sz w:val="16"/>
+        </w:rPr>
+        <w:t xml:space="preserve">value</w:t>
+      </w:r>
+      <w:r>
+        <w:rPr>
+          <w:rFonts w:ascii="Consolas" w:hAnsi="Consolas"/>
+          <w:color w:val="262626"/>
+          <w:sz w:val="16"/>
+        </w:rPr>
+        <w:t xml:space="preserve">=</w:t>
       </w:r>
       <w:r>
         <w:rPr>
@@ -7556,55 +7898,13 @@
           <w:color w:val="00733B"/>
           <w:sz w:val="16"/>
         </w:rPr>
-        <w:t xml:space="preserve">"127.0.0.1"</w:t>
-      </w:r>
-      <w:r>
-        <w:rPr>
-          <w:rFonts w:ascii="Consolas" w:hAnsi="Consolas"/>
-          <w:color w:val="262626"/>
-          <w:sz w:val="16"/>
-        </w:rPr>
-        <w:t xml:space="preserve">/&gt;</w:t>
-      </w:r>
-      <w:r>
-        <w:br/>
-      </w:r>
-      <w:r>
-        <w:rPr>
-          <w:rFonts w:ascii="Consolas" w:hAnsi="Consolas"/>
-          <w:color w:val="262626"/>
-          <w:sz w:val="16"/>
-        </w:rPr>
-        <w:t xml:space="preserve">        &lt;env name=</w:t>
-      </w:r>
-      <w:r>
-        <w:rPr>
-          <w:rFonts w:ascii="Consolas" w:hAnsi="Consolas"/>
-          <w:color w:val="00733B"/>
-          <w:sz w:val="16"/>
-        </w:rPr>
-        <w:t xml:space="preserve">"DB_PORT"</w:t>
-      </w:r>
-      <w:r>
-        <w:rPr>
-          <w:rFonts w:ascii="Consolas" w:hAnsi="Consolas"/>
-          <w:color w:val="262626"/>
-          <w:sz w:val="16"/>
-        </w:rPr>
-        <w:t xml:space="preserve"> value=</w:t>
-      </w:r>
-      <w:r>
-        <w:rPr>
-          <w:rFonts w:ascii="Consolas" w:hAnsi="Consolas"/>
-          <w:color w:val="00733B"/>
-          <w:sz w:val="16"/>
-        </w:rPr>
         <w:t xml:space="preserve">"3306"</w:t>
       </w:r>
       <w:r>
         <w:rPr>
           <w:rFonts w:ascii="Consolas" w:hAnsi="Consolas"/>
-          <w:color w:val="262626"/>
+          <w:b/>
+          <w:color w:val="000080"/>
           <w:sz w:val="16"/>
         </w:rPr>
         <w:t xml:space="preserve">/&gt;</w:t>

--- a/modul_praktikum/Pertemuan_01_Persiapan_Tool_Development_dan_Konfigurasi_Lingkungan.docx
+++ b/modul_praktikum/Pertemuan_01_Persiapan_Tool_Development_dan_Konfigurasi_Lingkungan.docx
@@ -10668,7 +10668,7 @@
           <w:color w:val="262626"/>
           <w:sz w:val="16"/>
         </w:rPr>
-        <w:t xml:space="preserve">&gt; Keputusan arsitektur: `docs/adr/`. Status &amp; ketertelusuran: `docs/`.</w:t>
+        <w:t xml:space="preserve">&gt; Status &amp; ketertelusuran: `docs/`.</w:t>
       </w:r>
       <w:r>
         <w:br/>

--- a/modul_praktikum/Pertemuan_01_Persiapan_Tool_Development_dan_Konfigurasi_Lingkungan.docx
+++ b/modul_praktikum/Pertemuan_01_Persiapan_Tool_Development_dan_Konfigurasi_Lingkungan.docx
@@ -2788,7 +2788,7 @@
           <w:sz w:val="17"/>
           <w:shd w:fill="ECEFF3"/>
         </w:rPr>
-        <w:t xml:space="preserve">cd /d C:\laragon\www\kantin-multi-tenant</w:t>
+        <w:t xml:space="preserve">cd /d C:\ServBay\www\kantin-multi-tenant</w:t>
       </w:r>
       <w:r>
         <w:rPr>
